--- a/LABlogbook.docx
+++ b/LABlogbook.docx
@@ -710,6 +710,7 @@
       </w:pPr>
       <w:r>
         <w:rPr>
+          <w:noProof/>
           <w:sz w:val="44"/>
           <w:szCs w:val="44"/>
           <w:u w:val="single"/>
@@ -768,6 +769,69 @@
         </w:rPr>
         <w:t>Lab 4</w:t>
       </w:r>
+    </w:p>
+    <w:p>
+      <w:pPr>
+        <w:jc w:val="both"/>
+        <w:rPr>
+          <w:sz w:val="44"/>
+          <w:szCs w:val="44"/>
+          <w:u w:val="single"/>
+        </w:rPr>
+      </w:pPr>
+      <w:r>
+        <w:rPr>
+          <w:sz w:val="44"/>
+          <w:szCs w:val="44"/>
+          <w:u w:val="single"/>
+        </w:rPr>
+        <w:lastRenderedPageBreak/>
+        <w:drawing>
+          <wp:inline distT="0" distB="0" distL="0" distR="0" wp14:anchorId="628AB00C" wp14:editId="3E52C608">
+            <wp:extent cx="5731510" cy="3613785"/>
+            <wp:effectExtent l="0" t="0" r="2540" b="5715"/>
+            <wp:docPr id="515590906" name="Picture 1"/>
+            <wp:cNvGraphicFramePr>
+              <a:graphicFrameLocks xmlns:a="http://schemas.openxmlformats.org/drawingml/2006/main" noChangeAspect="1"/>
+            </wp:cNvGraphicFramePr>
+            <a:graphic xmlns:a="http://schemas.openxmlformats.org/drawingml/2006/main">
+              <a:graphicData uri="http://schemas.openxmlformats.org/drawingml/2006/picture">
+                <pic:pic xmlns:pic="http://schemas.openxmlformats.org/drawingml/2006/picture">
+                  <pic:nvPicPr>
+                    <pic:cNvPr id="515590906" name=""/>
+                    <pic:cNvPicPr/>
+                  </pic:nvPicPr>
+                  <pic:blipFill>
+                    <a:blip r:embed="rId14"/>
+                    <a:stretch>
+                      <a:fillRect/>
+                    </a:stretch>
+                  </pic:blipFill>
+                  <pic:spPr>
+                    <a:xfrm>
+                      <a:off x="0" y="0"/>
+                      <a:ext cx="5731510" cy="3613785"/>
+                    </a:xfrm>
+                    <a:prstGeom prst="rect">
+                      <a:avLst/>
+                    </a:prstGeom>
+                  </pic:spPr>
+                </pic:pic>
+              </a:graphicData>
+            </a:graphic>
+          </wp:inline>
+        </w:drawing>
+      </w:r>
+    </w:p>
+    <w:p>
+      <w:pPr>
+        <w:jc w:val="both"/>
+        <w:rPr>
+          <w:sz w:val="44"/>
+          <w:szCs w:val="44"/>
+          <w:u w:val="single"/>
+        </w:rPr>
+      </w:pPr>
     </w:p>
     <w:p>
       <w:pPr>

--- a/LABlogbook.docx
+++ b/LABlogbook.docx
@@ -781,6 +781,7 @@
       </w:pPr>
       <w:r>
         <w:rPr>
+          <w:noProof/>
           <w:sz w:val="44"/>
           <w:szCs w:val="44"/>
           <w:u w:val="single"/>
@@ -921,11 +922,340 @@
       <w:pPr>
         <w:jc w:val="both"/>
         <w:rPr>
-          <w:sz w:val="44"/>
-          <w:szCs w:val="44"/>
-          <w:u w:val="single"/>
-        </w:rPr>
-      </w:pPr>
+          <w:sz w:val="24"/>
+          <w:szCs w:val="24"/>
+        </w:rPr>
+      </w:pPr>
+      <w:r>
+        <w:rPr>
+          <w:sz w:val="24"/>
+          <w:szCs w:val="24"/>
+        </w:rPr>
+        <w:t>1. Plot graphs for Accuracy and Loss Function for VGG16</w:t>
+      </w:r>
+    </w:p>
+    <w:p>
+      <w:pPr>
+        <w:jc w:val="both"/>
+        <w:rPr>
+          <w:sz w:val="44"/>
+          <w:szCs w:val="44"/>
+          <w:u w:val="single"/>
+        </w:rPr>
+      </w:pPr>
+      <w:r>
+        <w:rPr>
+          <w:sz w:val="44"/>
+          <w:szCs w:val="44"/>
+          <w:u w:val="single"/>
+        </w:rPr>
+        <w:lastRenderedPageBreak/>
+        <w:drawing>
+          <wp:inline distT="0" distB="0" distL="0" distR="0" wp14:anchorId="0E7D7FA7" wp14:editId="6CEA0E9D">
+            <wp:extent cx="5731510" cy="2258695"/>
+            <wp:effectExtent l="0" t="0" r="2540" b="8255"/>
+            <wp:docPr id="951287862" name="Picture 1"/>
+            <wp:cNvGraphicFramePr>
+              <a:graphicFrameLocks xmlns:a="http://schemas.openxmlformats.org/drawingml/2006/main" noChangeAspect="1"/>
+            </wp:cNvGraphicFramePr>
+            <a:graphic xmlns:a="http://schemas.openxmlformats.org/drawingml/2006/main">
+              <a:graphicData uri="http://schemas.openxmlformats.org/drawingml/2006/picture">
+                <pic:pic xmlns:pic="http://schemas.openxmlformats.org/drawingml/2006/picture">
+                  <pic:nvPicPr>
+                    <pic:cNvPr id="951287862" name=""/>
+                    <pic:cNvPicPr/>
+                  </pic:nvPicPr>
+                  <pic:blipFill>
+                    <a:blip r:embed="rId15"/>
+                    <a:stretch>
+                      <a:fillRect/>
+                    </a:stretch>
+                  </pic:blipFill>
+                  <pic:spPr>
+                    <a:xfrm>
+                      <a:off x="0" y="0"/>
+                      <a:ext cx="5731510" cy="2258695"/>
+                    </a:xfrm>
+                    <a:prstGeom prst="rect">
+                      <a:avLst/>
+                    </a:prstGeom>
+                  </pic:spPr>
+                </pic:pic>
+              </a:graphicData>
+            </a:graphic>
+          </wp:inline>
+        </w:drawing>
+      </w:r>
+    </w:p>
+    <w:p>
+      <w:pPr>
+        <w:jc w:val="both"/>
+        <w:rPr>
+          <w:sz w:val="28"/>
+          <w:szCs w:val="28"/>
+        </w:rPr>
+      </w:pPr>
+    </w:p>
+    <w:p>
+      <w:pPr>
+        <w:jc w:val="both"/>
+        <w:rPr>
+          <w:sz w:val="28"/>
+          <w:szCs w:val="28"/>
+        </w:rPr>
+      </w:pPr>
+      <w:r>
+        <w:rPr>
+          <w:sz w:val="28"/>
+          <w:szCs w:val="28"/>
+        </w:rPr>
+        <w:t xml:space="preserve"> 1. Plot graphs for Accuracy and Loss Function for VGG19</w:t>
+      </w:r>
+    </w:p>
+    <w:p>
+      <w:pPr>
+        <w:jc w:val="both"/>
+        <w:rPr>
+          <w:sz w:val="28"/>
+          <w:szCs w:val="28"/>
+        </w:rPr>
+      </w:pPr>
+    </w:p>
+    <w:p>
+      <w:pPr>
+        <w:jc w:val="both"/>
+        <w:rPr>
+          <w:sz w:val="44"/>
+          <w:szCs w:val="44"/>
+          <w:u w:val="single"/>
+        </w:rPr>
+      </w:pPr>
+      <w:r>
+        <w:rPr>
+          <w:sz w:val="44"/>
+          <w:szCs w:val="44"/>
+          <w:u w:val="single"/>
+        </w:rPr>
+        <w:drawing>
+          <wp:inline distT="0" distB="0" distL="0" distR="0" wp14:anchorId="57E00094" wp14:editId="737A631C">
+            <wp:extent cx="5731510" cy="2087245"/>
+            <wp:effectExtent l="0" t="0" r="2540" b="8255"/>
+            <wp:docPr id="215683211" name="Picture 1"/>
+            <wp:cNvGraphicFramePr>
+              <a:graphicFrameLocks xmlns:a="http://schemas.openxmlformats.org/drawingml/2006/main" noChangeAspect="1"/>
+            </wp:cNvGraphicFramePr>
+            <a:graphic xmlns:a="http://schemas.openxmlformats.org/drawingml/2006/main">
+              <a:graphicData uri="http://schemas.openxmlformats.org/drawingml/2006/picture">
+                <pic:pic xmlns:pic="http://schemas.openxmlformats.org/drawingml/2006/picture">
+                  <pic:nvPicPr>
+                    <pic:cNvPr id="215683211" name=""/>
+                    <pic:cNvPicPr/>
+                  </pic:nvPicPr>
+                  <pic:blipFill>
+                    <a:blip r:embed="rId16"/>
+                    <a:stretch>
+                      <a:fillRect/>
+                    </a:stretch>
+                  </pic:blipFill>
+                  <pic:spPr>
+                    <a:xfrm>
+                      <a:off x="0" y="0"/>
+                      <a:ext cx="5731510" cy="2087245"/>
+                    </a:xfrm>
+                    <a:prstGeom prst="rect">
+                      <a:avLst/>
+                    </a:prstGeom>
+                  </pic:spPr>
+                </pic:pic>
+              </a:graphicData>
+            </a:graphic>
+          </wp:inline>
+        </w:drawing>
+      </w:r>
+    </w:p>
+    <w:p>
+      <w:pPr>
+        <w:jc w:val="both"/>
+        <w:rPr>
+          <w:sz w:val="44"/>
+          <w:szCs w:val="44"/>
+          <w:u w:val="single"/>
+        </w:rPr>
+      </w:pPr>
+    </w:p>
+    <w:p>
+      <w:pPr>
+        <w:jc w:val="both"/>
+        <w:rPr>
+          <w:sz w:val="28"/>
+          <w:szCs w:val="28"/>
+        </w:rPr>
+      </w:pPr>
+      <w:r>
+        <w:rPr>
+          <w:sz w:val="28"/>
+          <w:szCs w:val="28"/>
+        </w:rPr>
+        <w:t>2. Analysis for optimal number of epochs for VGG16</w:t>
+      </w:r>
+    </w:p>
+    <w:p>
+      <w:pPr>
+        <w:jc w:val="both"/>
+        <w:rPr>
+          <w:sz w:val="28"/>
+          <w:szCs w:val="28"/>
+        </w:rPr>
+      </w:pPr>
+      <w:r>
+        <w:rPr>
+          <w:sz w:val="28"/>
+          <w:szCs w:val="28"/>
+        </w:rPr>
+        <w:t>Based on the VGG16 plots:</w:t>
+      </w:r>
+    </w:p>
+    <w:p>
+      <w:pPr>
+        <w:jc w:val="both"/>
+        <w:rPr>
+          <w:sz w:val="28"/>
+          <w:szCs w:val="28"/>
+        </w:rPr>
+      </w:pPr>
+      <w:r>
+        <w:rPr>
+          <w:sz w:val="28"/>
+          <w:szCs w:val="28"/>
+        </w:rPr>
+        <w:t>The validation accuracy generally increases and then starts to plateau, while the validation loss decreases and then might start to slightly increase or flatten out. The optimal number of epochs for VGG16 would be around where the validation accuracy is highest and the validation loss is lowest before overfitting begins.</w:t>
+      </w:r>
+    </w:p>
+    <w:p>
+      <w:pPr>
+        <w:jc w:val="both"/>
+        <w:rPr>
+          <w:sz w:val="28"/>
+          <w:szCs w:val="28"/>
+        </w:rPr>
+      </w:pPr>
+      <w:r>
+        <w:rPr>
+          <w:sz w:val="28"/>
+          <w:szCs w:val="28"/>
+        </w:rPr>
+        <w:t>By observing the VGG16 plots, a reasonable optimal epoch count appears to be around **Epoch 25-30**, as the validation accuracy plateaus and the validation loss starts to level off or slightly increase after this point.</w:t>
+      </w:r>
+    </w:p>
+    <w:p>
+      <w:pPr>
+        <w:jc w:val="both"/>
+        <w:rPr>
+          <w:sz w:val="24"/>
+          <w:szCs w:val="24"/>
+          <w:lang w:val="en-US"/>
+        </w:rPr>
+      </w:pPr>
+      <w:r>
+        <w:rPr>
+          <w:sz w:val="24"/>
+          <w:szCs w:val="24"/>
+        </w:rPr>
+        <w:lastRenderedPageBreak/>
+        <w:t xml:space="preserve">3. Add the final Performance </w:t>
+      </w:r>
+      <w:proofErr w:type="gramStart"/>
+      <w:r>
+        <w:rPr>
+          <w:sz w:val="24"/>
+          <w:szCs w:val="24"/>
+        </w:rPr>
+        <w:t>Table</w:t>
+      </w:r>
+      <w:r>
+        <w:rPr>
+          <w:sz w:val="24"/>
+          <w:szCs w:val="24"/>
+        </w:rPr>
+        <w:t xml:space="preserve">  and</w:t>
+      </w:r>
+      <w:proofErr w:type="gramEnd"/>
+      <w:r>
+        <w:rPr>
+          <w:sz w:val="24"/>
+          <w:szCs w:val="24"/>
+        </w:rPr>
+        <w:t xml:space="preserve"> </w:t>
+      </w:r>
+      <w:r>
+        <w:rPr>
+          <w:sz w:val="24"/>
+          <w:szCs w:val="24"/>
+          <w:lang w:val="en-US"/>
+        </w:rPr>
+        <w:t> 4. Plot the performance comparing histogram of VGG16 and VGG19 (using F1-Score for comparison)</w:t>
+      </w:r>
+    </w:p>
+    <w:p>
+      <w:pPr>
+        <w:jc w:val="both"/>
+        <w:rPr>
+          <w:sz w:val="24"/>
+          <w:szCs w:val="24"/>
+        </w:rPr>
+      </w:pPr>
+    </w:p>
+    <w:p>
+      <w:pPr>
+        <w:jc w:val="both"/>
+        <w:rPr>
+          <w:sz w:val="44"/>
+          <w:szCs w:val="44"/>
+          <w:u w:val="single"/>
+        </w:rPr>
+      </w:pPr>
+      <w:r>
+        <w:rPr>
+          <w:sz w:val="44"/>
+          <w:szCs w:val="44"/>
+          <w:u w:val="single"/>
+        </w:rPr>
+        <w:drawing>
+          <wp:inline distT="0" distB="0" distL="0" distR="0" wp14:anchorId="4750B09E" wp14:editId="7D948206">
+            <wp:extent cx="5723116" cy="4092295"/>
+            <wp:effectExtent l="0" t="0" r="0" b="3810"/>
+            <wp:docPr id="2092722424" name="Picture 1"/>
+            <wp:cNvGraphicFramePr>
+              <a:graphicFrameLocks xmlns:a="http://schemas.openxmlformats.org/drawingml/2006/main" noChangeAspect="1"/>
+            </wp:cNvGraphicFramePr>
+            <a:graphic xmlns:a="http://schemas.openxmlformats.org/drawingml/2006/main">
+              <a:graphicData uri="http://schemas.openxmlformats.org/drawingml/2006/picture">
+                <pic:pic xmlns:pic="http://schemas.openxmlformats.org/drawingml/2006/picture">
+                  <pic:nvPicPr>
+                    <pic:cNvPr id="2092722424" name=""/>
+                    <pic:cNvPicPr/>
+                  </pic:nvPicPr>
+                  <pic:blipFill>
+                    <a:blip r:embed="rId17"/>
+                    <a:stretch>
+                      <a:fillRect/>
+                    </a:stretch>
+                  </pic:blipFill>
+                  <pic:spPr>
+                    <a:xfrm>
+                      <a:off x="0" y="0"/>
+                      <a:ext cx="5723116" cy="4092295"/>
+                    </a:xfrm>
+                    <a:prstGeom prst="rect">
+                      <a:avLst/>
+                    </a:prstGeom>
+                  </pic:spPr>
+                </pic:pic>
+              </a:graphicData>
+            </a:graphic>
+          </wp:inline>
+        </w:drawing>
+      </w:r>
     </w:p>
     <w:p>
       <w:pPr>
@@ -1053,6 +1383,7 @@
           <w:szCs w:val="44"/>
           <w:u w:val="single"/>
         </w:rPr>
+        <w:lastRenderedPageBreak/>
         <w:t>Lab 12</w:t>
       </w:r>
     </w:p>
@@ -1470,7 +1801,6 @@
   <w:style w:type="character" w:default="1" w:styleId="DefaultParagraphFont">
     <w:name w:val="Default Paragraph Font"/>
     <w:uiPriority w:val="1"/>
-    <w:semiHidden/>
     <w:unhideWhenUsed/>
   </w:style>
   <w:style w:type="table" w:default="1" w:styleId="TableNormal">

--- a/LABlogbook.docx
+++ b/LABlogbook.docx
@@ -945,6 +945,7 @@
       </w:pPr>
       <w:r>
         <w:rPr>
+          <w:noProof/>
           <w:sz w:val="44"/>
           <w:szCs w:val="44"/>
           <w:u w:val="single"/>
@@ -1032,6 +1033,7 @@
       </w:pPr>
       <w:r>
         <w:rPr>
+          <w:noProof/>
           <w:sz w:val="44"/>
           <w:szCs w:val="44"/>
           <w:u w:val="single"/>
@@ -1162,30 +1164,14 @@
           <w:szCs w:val="24"/>
         </w:rPr>
         <w:lastRenderedPageBreak/>
-        <w:t xml:space="preserve">3. Add the final Performance </w:t>
-      </w:r>
-      <w:proofErr w:type="gramStart"/>
+        <w:t>3. Add the final Performance Table</w:t>
+      </w:r>
       <w:r>
         <w:rPr>
           <w:sz w:val="24"/>
           <w:szCs w:val="24"/>
         </w:rPr>
-        <w:t>Table</w:t>
-      </w:r>
-      <w:r>
-        <w:rPr>
-          <w:sz w:val="24"/>
-          <w:szCs w:val="24"/>
-        </w:rPr>
-        <w:t xml:space="preserve">  and</w:t>
-      </w:r>
-      <w:proofErr w:type="gramEnd"/>
-      <w:r>
-        <w:rPr>
-          <w:sz w:val="24"/>
-          <w:szCs w:val="24"/>
-        </w:rPr>
-        <w:t xml:space="preserve"> </w:t>
+        <w:t xml:space="preserve">  and </w:t>
       </w:r>
       <w:r>
         <w:rPr>
@@ -1216,6 +1202,7 @@
       </w:pPr>
       <w:r>
         <w:rPr>
+          <w:noProof/>
           <w:sz w:val="44"/>
           <w:szCs w:val="44"/>
           <w:u w:val="single"/>
@@ -1266,12 +1253,93 @@
           <w:u w:val="single"/>
         </w:rPr>
       </w:pPr>
-      <w:r>
-        <w:rPr>
-          <w:sz w:val="44"/>
-          <w:szCs w:val="44"/>
-          <w:u w:val="single"/>
-        </w:rPr>
+    </w:p>
+    <w:p>
+      <w:pPr>
+        <w:jc w:val="both"/>
+        <w:rPr>
+          <w:sz w:val="44"/>
+          <w:szCs w:val="44"/>
+          <w:u w:val="single"/>
+        </w:rPr>
+      </w:pPr>
+    </w:p>
+    <w:p>
+      <w:pPr>
+        <w:jc w:val="both"/>
+        <w:rPr>
+          <w:sz w:val="44"/>
+          <w:szCs w:val="44"/>
+          <w:u w:val="single"/>
+        </w:rPr>
+      </w:pPr>
+    </w:p>
+    <w:p>
+      <w:pPr>
+        <w:jc w:val="both"/>
+        <w:rPr>
+          <w:sz w:val="44"/>
+          <w:szCs w:val="44"/>
+          <w:u w:val="single"/>
+        </w:rPr>
+      </w:pPr>
+    </w:p>
+    <w:p>
+      <w:pPr>
+        <w:jc w:val="both"/>
+        <w:rPr>
+          <w:sz w:val="44"/>
+          <w:szCs w:val="44"/>
+          <w:u w:val="single"/>
+        </w:rPr>
+      </w:pPr>
+    </w:p>
+    <w:p>
+      <w:pPr>
+        <w:jc w:val="both"/>
+        <w:rPr>
+          <w:sz w:val="44"/>
+          <w:szCs w:val="44"/>
+          <w:u w:val="single"/>
+        </w:rPr>
+      </w:pPr>
+    </w:p>
+    <w:p>
+      <w:pPr>
+        <w:jc w:val="both"/>
+        <w:rPr>
+          <w:sz w:val="44"/>
+          <w:szCs w:val="44"/>
+          <w:u w:val="single"/>
+        </w:rPr>
+      </w:pPr>
+    </w:p>
+    <w:p>
+      <w:pPr>
+        <w:jc w:val="both"/>
+        <w:rPr>
+          <w:sz w:val="44"/>
+          <w:szCs w:val="44"/>
+          <w:u w:val="single"/>
+        </w:rPr>
+      </w:pPr>
+    </w:p>
+    <w:p>
+      <w:pPr>
+        <w:jc w:val="both"/>
+        <w:rPr>
+          <w:sz w:val="44"/>
+          <w:szCs w:val="44"/>
+          <w:u w:val="single"/>
+        </w:rPr>
+      </w:pPr>
+      <w:r>
+        <w:rPr>
+          <w:sz w:val="44"/>
+          <w:szCs w:val="44"/>
+          <w:u w:val="single"/>
+        </w:rPr>
+        <w:lastRenderedPageBreak/>
         <w:t>Lab 8</w:t>
       </w:r>
     </w:p>
@@ -1284,22 +1352,169 @@
           <w:u w:val="single"/>
         </w:rPr>
       </w:pPr>
-    </w:p>
-    <w:p>
-      <w:pPr>
-        <w:jc w:val="both"/>
-        <w:rPr>
-          <w:sz w:val="44"/>
-          <w:szCs w:val="44"/>
-          <w:u w:val="single"/>
-        </w:rPr>
-      </w:pPr>
-      <w:r>
-        <w:rPr>
-          <w:sz w:val="44"/>
-          <w:szCs w:val="44"/>
-          <w:u w:val="single"/>
-        </w:rPr>
+      <w:r>
+        <w:rPr>
+          <w:sz w:val="44"/>
+          <w:szCs w:val="44"/>
+          <w:u w:val="single"/>
+        </w:rPr>
+        <w:drawing>
+          <wp:inline distT="0" distB="0" distL="0" distR="0" wp14:anchorId="57C53475" wp14:editId="382ADC3F">
+            <wp:extent cx="5731510" cy="1513205"/>
+            <wp:effectExtent l="0" t="0" r="2540" b="0"/>
+            <wp:docPr id="1459189542" name="Picture 1"/>
+            <wp:cNvGraphicFramePr>
+              <a:graphicFrameLocks xmlns:a="http://schemas.openxmlformats.org/drawingml/2006/main" noChangeAspect="1"/>
+            </wp:cNvGraphicFramePr>
+            <a:graphic xmlns:a="http://schemas.openxmlformats.org/drawingml/2006/main">
+              <a:graphicData uri="http://schemas.openxmlformats.org/drawingml/2006/picture">
+                <pic:pic xmlns:pic="http://schemas.openxmlformats.org/drawingml/2006/picture">
+                  <pic:nvPicPr>
+                    <pic:cNvPr id="1459189542" name=""/>
+                    <pic:cNvPicPr/>
+                  </pic:nvPicPr>
+                  <pic:blipFill>
+                    <a:blip r:embed="rId18"/>
+                    <a:stretch>
+                      <a:fillRect/>
+                    </a:stretch>
+                  </pic:blipFill>
+                  <pic:spPr>
+                    <a:xfrm>
+                      <a:off x="0" y="0"/>
+                      <a:ext cx="5731510" cy="1513205"/>
+                    </a:xfrm>
+                    <a:prstGeom prst="rect">
+                      <a:avLst/>
+                    </a:prstGeom>
+                  </pic:spPr>
+                </pic:pic>
+              </a:graphicData>
+            </a:graphic>
+          </wp:inline>
+        </w:drawing>
+      </w:r>
+    </w:p>
+    <w:p>
+      <w:pPr>
+        <w:jc w:val="both"/>
+        <w:rPr>
+          <w:sz w:val="44"/>
+          <w:szCs w:val="44"/>
+          <w:u w:val="single"/>
+        </w:rPr>
+      </w:pPr>
+      <w:r>
+        <w:rPr>
+          <w:sz w:val="44"/>
+          <w:szCs w:val="44"/>
+          <w:u w:val="single"/>
+        </w:rPr>
+        <w:drawing>
+          <wp:inline distT="0" distB="0" distL="0" distR="0" wp14:anchorId="308993B1" wp14:editId="026E4DAC">
+            <wp:extent cx="5858510" cy="3615267"/>
+            <wp:effectExtent l="0" t="0" r="8890" b="4445"/>
+            <wp:docPr id="1839167043" name="Picture 1"/>
+            <wp:cNvGraphicFramePr>
+              <a:graphicFrameLocks xmlns:a="http://schemas.openxmlformats.org/drawingml/2006/main" noChangeAspect="1"/>
+            </wp:cNvGraphicFramePr>
+            <a:graphic xmlns:a="http://schemas.openxmlformats.org/drawingml/2006/main">
+              <a:graphicData uri="http://schemas.openxmlformats.org/drawingml/2006/picture">
+                <pic:pic xmlns:pic="http://schemas.openxmlformats.org/drawingml/2006/picture">
+                  <pic:nvPicPr>
+                    <pic:cNvPr id="1839167043" name=""/>
+                    <pic:cNvPicPr/>
+                  </pic:nvPicPr>
+                  <pic:blipFill>
+                    <a:blip r:embed="rId19"/>
+                    <a:stretch>
+                      <a:fillRect/>
+                    </a:stretch>
+                  </pic:blipFill>
+                  <pic:spPr>
+                    <a:xfrm>
+                      <a:off x="0" y="0"/>
+                      <a:ext cx="5880112" cy="3628598"/>
+                    </a:xfrm>
+                    <a:prstGeom prst="rect">
+                      <a:avLst/>
+                    </a:prstGeom>
+                  </pic:spPr>
+                </pic:pic>
+              </a:graphicData>
+            </a:graphic>
+          </wp:inline>
+        </w:drawing>
+      </w:r>
+    </w:p>
+    <w:p>
+      <w:pPr>
+        <w:jc w:val="both"/>
+        <w:rPr>
+          <w:sz w:val="44"/>
+          <w:szCs w:val="44"/>
+          <w:u w:val="single"/>
+        </w:rPr>
+      </w:pPr>
+      <w:r>
+        <w:rPr>
+          <w:sz w:val="44"/>
+          <w:szCs w:val="44"/>
+          <w:u w:val="single"/>
+        </w:rPr>
+        <w:drawing>
+          <wp:inline distT="0" distB="0" distL="0" distR="0" wp14:anchorId="686C83FF" wp14:editId="399D46E5">
+            <wp:extent cx="5290520" cy="2421467"/>
+            <wp:effectExtent l="0" t="0" r="5715" b="0"/>
+            <wp:docPr id="2141110150" name="Picture 1"/>
+            <wp:cNvGraphicFramePr>
+              <a:graphicFrameLocks xmlns:a="http://schemas.openxmlformats.org/drawingml/2006/main" noChangeAspect="1"/>
+            </wp:cNvGraphicFramePr>
+            <a:graphic xmlns:a="http://schemas.openxmlformats.org/drawingml/2006/main">
+              <a:graphicData uri="http://schemas.openxmlformats.org/drawingml/2006/picture">
+                <pic:pic xmlns:pic="http://schemas.openxmlformats.org/drawingml/2006/picture">
+                  <pic:nvPicPr>
+                    <pic:cNvPr id="2141110150" name=""/>
+                    <pic:cNvPicPr/>
+                  </pic:nvPicPr>
+                  <pic:blipFill>
+                    <a:blip r:embed="rId20"/>
+                    <a:stretch>
+                      <a:fillRect/>
+                    </a:stretch>
+                  </pic:blipFill>
+                  <pic:spPr>
+                    <a:xfrm>
+                      <a:off x="0" y="0"/>
+                      <a:ext cx="5358601" cy="2452628"/>
+                    </a:xfrm>
+                    <a:prstGeom prst="rect">
+                      <a:avLst/>
+                    </a:prstGeom>
+                  </pic:spPr>
+                </pic:pic>
+              </a:graphicData>
+            </a:graphic>
+          </wp:inline>
+        </w:drawing>
+      </w:r>
+    </w:p>
+    <w:p>
+      <w:pPr>
+        <w:jc w:val="both"/>
+        <w:rPr>
+          <w:sz w:val="44"/>
+          <w:szCs w:val="44"/>
+          <w:u w:val="single"/>
+        </w:rPr>
+      </w:pPr>
+      <w:r>
+        <w:rPr>
+          <w:sz w:val="44"/>
+          <w:szCs w:val="44"/>
+          <w:u w:val="single"/>
+        </w:rPr>
+        <w:lastRenderedPageBreak/>
         <w:t xml:space="preserve">Lab 9 </w:t>
       </w:r>
     </w:p>
@@ -1383,7 +1598,6 @@
           <w:szCs w:val="44"/>
           <w:u w:val="single"/>
         </w:rPr>
-        <w:lastRenderedPageBreak/>
         <w:t>Lab 12</w:t>
       </w:r>
     </w:p>
@@ -1801,6 +2015,7 @@
   <w:style w:type="character" w:default="1" w:styleId="DefaultParagraphFont">
     <w:name w:val="Default Paragraph Font"/>
     <w:uiPriority w:val="1"/>
+    <w:semiHidden/>
     <w:unhideWhenUsed/>
   </w:style>
   <w:style w:type="table" w:default="1" w:styleId="TableNormal">

--- a/LABlogbook.docx
+++ b/LABlogbook.docx
@@ -1527,22 +1527,127 @@
           <w:u w:val="single"/>
         </w:rPr>
       </w:pPr>
-    </w:p>
-    <w:p>
-      <w:pPr>
-        <w:jc w:val="both"/>
-        <w:rPr>
-          <w:sz w:val="44"/>
-          <w:szCs w:val="44"/>
-          <w:u w:val="single"/>
-        </w:rPr>
-      </w:pPr>
-      <w:r>
-        <w:rPr>
-          <w:sz w:val="44"/>
-          <w:szCs w:val="44"/>
-          <w:u w:val="single"/>
-        </w:rPr>
+      <w:r>
+        <w:rPr>
+          <w:sz w:val="44"/>
+          <w:szCs w:val="44"/>
+          <w:u w:val="single"/>
+        </w:rPr>
+        <w:drawing>
+          <wp:inline distT="0" distB="0" distL="0" distR="0" wp14:anchorId="4F9D9B4B" wp14:editId="5931C15D">
+            <wp:extent cx="5250681" cy="3488266"/>
+            <wp:effectExtent l="0" t="0" r="7620" b="0"/>
+            <wp:docPr id="163901002" name="Picture 1"/>
+            <wp:cNvGraphicFramePr>
+              <a:graphicFrameLocks xmlns:a="http://schemas.openxmlformats.org/drawingml/2006/main" noChangeAspect="1"/>
+            </wp:cNvGraphicFramePr>
+            <a:graphic xmlns:a="http://schemas.openxmlformats.org/drawingml/2006/main">
+              <a:graphicData uri="http://schemas.openxmlformats.org/drawingml/2006/picture">
+                <pic:pic xmlns:pic="http://schemas.openxmlformats.org/drawingml/2006/picture">
+                  <pic:nvPicPr>
+                    <pic:cNvPr id="163901002" name=""/>
+                    <pic:cNvPicPr/>
+                  </pic:nvPicPr>
+                  <pic:blipFill>
+                    <a:blip r:embed="rId21"/>
+                    <a:stretch>
+                      <a:fillRect/>
+                    </a:stretch>
+                  </pic:blipFill>
+                  <pic:spPr>
+                    <a:xfrm>
+                      <a:off x="0" y="0"/>
+                      <a:ext cx="5255986" cy="3491790"/>
+                    </a:xfrm>
+                    <a:prstGeom prst="rect">
+                      <a:avLst/>
+                    </a:prstGeom>
+                  </pic:spPr>
+                </pic:pic>
+              </a:graphicData>
+            </a:graphic>
+          </wp:inline>
+        </w:drawing>
+      </w:r>
+    </w:p>
+    <w:p>
+      <w:pPr>
+        <w:jc w:val="both"/>
+        <w:rPr>
+          <w:sz w:val="44"/>
+          <w:szCs w:val="44"/>
+          <w:u w:val="single"/>
+        </w:rPr>
+      </w:pPr>
+    </w:p>
+    <w:p>
+      <w:pPr>
+        <w:jc w:val="both"/>
+        <w:rPr>
+          <w:sz w:val="44"/>
+          <w:szCs w:val="44"/>
+          <w:u w:val="single"/>
+        </w:rPr>
+      </w:pPr>
+      <w:r>
+        <w:rPr>
+          <w:sz w:val="44"/>
+          <w:szCs w:val="44"/>
+          <w:u w:val="single"/>
+        </w:rPr>
+        <w:drawing>
+          <wp:inline distT="0" distB="0" distL="0" distR="0" wp14:anchorId="627820BA" wp14:editId="596BD241">
+            <wp:extent cx="5756863" cy="3835400"/>
+            <wp:effectExtent l="0" t="0" r="0" b="0"/>
+            <wp:docPr id="1128923203" name="Picture 1"/>
+            <wp:cNvGraphicFramePr>
+              <a:graphicFrameLocks xmlns:a="http://schemas.openxmlformats.org/drawingml/2006/main" noChangeAspect="1"/>
+            </wp:cNvGraphicFramePr>
+            <a:graphic xmlns:a="http://schemas.openxmlformats.org/drawingml/2006/main">
+              <a:graphicData uri="http://schemas.openxmlformats.org/drawingml/2006/picture">
+                <pic:pic xmlns:pic="http://schemas.openxmlformats.org/drawingml/2006/picture">
+                  <pic:nvPicPr>
+                    <pic:cNvPr id="1128923203" name=""/>
+                    <pic:cNvPicPr/>
+                  </pic:nvPicPr>
+                  <pic:blipFill>
+                    <a:blip r:embed="rId22"/>
+                    <a:stretch>
+                      <a:fillRect/>
+                    </a:stretch>
+                  </pic:blipFill>
+                  <pic:spPr>
+                    <a:xfrm>
+                      <a:off x="0" y="0"/>
+                      <a:ext cx="5774734" cy="3847306"/>
+                    </a:xfrm>
+                    <a:prstGeom prst="rect">
+                      <a:avLst/>
+                    </a:prstGeom>
+                  </pic:spPr>
+                </pic:pic>
+              </a:graphicData>
+            </a:graphic>
+          </wp:inline>
+        </w:drawing>
+      </w:r>
+    </w:p>
+    <w:p>
+      <w:pPr>
+        <w:jc w:val="both"/>
+        <w:rPr>
+          <w:sz w:val="44"/>
+          <w:szCs w:val="44"/>
+          <w:u w:val="single"/>
+        </w:rPr>
+      </w:pPr>
+      <w:r>
+        <w:rPr>
+          <w:sz w:val="44"/>
+          <w:szCs w:val="44"/>
+          <w:u w:val="single"/>
+        </w:rPr>
+        <w:lastRenderedPageBreak/>
         <w:t>Lab 10</w:t>
       </w:r>
     </w:p>

--- a/LABlogbook.docx
+++ b/LABlogbook.docx
@@ -56,16 +56,15 @@
       </w:pPr>
       <w:r>
         <w:rPr>
-          <w:noProof/>
           <w:sz w:val="44"/>
           <w:szCs w:val="44"/>
           <w:u w:val="single"/>
         </w:rPr>
         <w:drawing>
-          <wp:inline distT="0" distB="0" distL="0" distR="0" wp14:anchorId="418F2159" wp14:editId="6546BE3C">
-            <wp:extent cx="5731510" cy="4020185"/>
+          <wp:inline distT="0" distB="0" distL="0" distR="0" wp14:anchorId="39274718" wp14:editId="32DF2788">
+            <wp:extent cx="5731510" cy="3315970"/>
             <wp:effectExtent l="0" t="0" r="2540" b="0"/>
-            <wp:docPr id="738287981" name="Picture 1"/>
+            <wp:docPr id="2058970188" name="Picture 1"/>
             <wp:cNvGraphicFramePr>
               <a:graphicFrameLocks xmlns:a="http://schemas.openxmlformats.org/drawingml/2006/main" noChangeAspect="1"/>
             </wp:cNvGraphicFramePr>
@@ -73,7 +72,7 @@
               <a:graphicData uri="http://schemas.openxmlformats.org/drawingml/2006/picture">
                 <pic:pic xmlns:pic="http://schemas.openxmlformats.org/drawingml/2006/picture">
                   <pic:nvPicPr>
-                    <pic:cNvPr id="738287981" name=""/>
+                    <pic:cNvPr id="2058970188" name=""/>
                     <pic:cNvPicPr/>
                   </pic:nvPicPr>
                   <pic:blipFill>
@@ -85,7 +84,7 @@
                   <pic:spPr>
                     <a:xfrm>
                       <a:off x="0" y="0"/>
-                      <a:ext cx="5731510" cy="4020185"/>
+                      <a:ext cx="5731510" cy="3315970"/>
                     </a:xfrm>
                     <a:prstGeom prst="rect">
                       <a:avLst/>
@@ -107,6 +106,75 @@
           <w:u w:val="single"/>
         </w:rPr>
       </w:pPr>
+    </w:p>
+    <w:p>
+      <w:pPr>
+        <w:jc w:val="both"/>
+        <w:rPr>
+          <w:sz w:val="44"/>
+          <w:szCs w:val="44"/>
+          <w:u w:val="single"/>
+        </w:rPr>
+      </w:pPr>
+      <w:r>
+        <w:rPr>
+          <w:sz w:val="44"/>
+          <w:szCs w:val="44"/>
+          <w:u w:val="single"/>
+        </w:rPr>
+        <w:t>Lab 2</w:t>
+      </w:r>
+    </w:p>
+    <w:p>
+      <w:pPr>
+        <w:jc w:val="both"/>
+        <w:rPr>
+          <w:sz w:val="44"/>
+          <w:szCs w:val="44"/>
+        </w:rPr>
+      </w:pPr>
+      <w:r>
+        <w:rPr>
+          <w:sz w:val="44"/>
+          <w:szCs w:val="44"/>
+        </w:rPr>
+        <w:t xml:space="preserve">Model </w:t>
+      </w:r>
+      <w:r>
+        <w:rPr>
+          <w:sz w:val="44"/>
+          <w:szCs w:val="44"/>
+        </w:rPr>
+        <w:t>1</w:t>
+      </w:r>
+    </w:p>
+    <w:p>
+      <w:pPr>
+        <w:jc w:val="both"/>
+        <w:rPr>
+          <w:sz w:val="44"/>
+          <w:szCs w:val="44"/>
+          <w:lang w:val="en-US"/>
+        </w:rPr>
+      </w:pPr>
+      <w:r>
+        <w:rPr>
+          <w:sz w:val="44"/>
+          <w:szCs w:val="44"/>
+          <w:lang w:val="en-US"/>
+        </w:rPr>
+        <w:t>Test Accuracy: 0.905</w:t>
+      </w:r>
+    </w:p>
+    <w:p>
+      <w:pPr>
+        <w:jc w:val="both"/>
+        <w:rPr>
+          <w:sz w:val="44"/>
+          <w:szCs w:val="44"/>
+          <w:u w:val="single"/>
+        </w:rPr>
+      </w:pPr>
       <w:r>
         <w:rPr>
           <w:noProof/>
@@ -116,408 +184,7 @@
         </w:rPr>
         <w:lastRenderedPageBreak/>
         <w:drawing>
-          <wp:inline distT="0" distB="0" distL="0" distR="0" wp14:anchorId="1C782E3D" wp14:editId="150EABA7">
-            <wp:extent cx="5731510" cy="4073525"/>
-            <wp:effectExtent l="0" t="0" r="2540" b="3175"/>
-            <wp:docPr id="1134450141" name="Picture 1"/>
-            <wp:cNvGraphicFramePr>
-              <a:graphicFrameLocks xmlns:a="http://schemas.openxmlformats.org/drawingml/2006/main" noChangeAspect="1"/>
-            </wp:cNvGraphicFramePr>
-            <a:graphic xmlns:a="http://schemas.openxmlformats.org/drawingml/2006/main">
-              <a:graphicData uri="http://schemas.openxmlformats.org/drawingml/2006/picture">
-                <pic:pic xmlns:pic="http://schemas.openxmlformats.org/drawingml/2006/picture">
-                  <pic:nvPicPr>
-                    <pic:cNvPr id="1134450141" name=""/>
-                    <pic:cNvPicPr/>
-                  </pic:nvPicPr>
-                  <pic:blipFill>
-                    <a:blip r:embed="rId5"/>
-                    <a:stretch>
-                      <a:fillRect/>
-                    </a:stretch>
-                  </pic:blipFill>
-                  <pic:spPr>
-                    <a:xfrm>
-                      <a:off x="0" y="0"/>
-                      <a:ext cx="5731510" cy="4073525"/>
-                    </a:xfrm>
-                    <a:prstGeom prst="rect">
-                      <a:avLst/>
-                    </a:prstGeom>
-                  </pic:spPr>
-                </pic:pic>
-              </a:graphicData>
-            </a:graphic>
-          </wp:inline>
-        </w:drawing>
-      </w:r>
-    </w:p>
-    <w:p>
-      <w:pPr>
-        <w:jc w:val="both"/>
-        <w:rPr>
-          <w:sz w:val="44"/>
-          <w:szCs w:val="44"/>
-          <w:u w:val="single"/>
-        </w:rPr>
-      </w:pPr>
-      <w:r>
-        <w:rPr>
-          <w:noProof/>
-          <w:sz w:val="44"/>
-          <w:szCs w:val="44"/>
-          <w:u w:val="single"/>
-        </w:rPr>
-        <w:drawing>
-          <wp:inline distT="0" distB="0" distL="0" distR="0" wp14:anchorId="7D1B09A7" wp14:editId="733CEB29">
-            <wp:extent cx="5731510" cy="3993515"/>
-            <wp:effectExtent l="0" t="0" r="2540" b="6985"/>
-            <wp:docPr id="1333938187" name="Picture 1"/>
-            <wp:cNvGraphicFramePr>
-              <a:graphicFrameLocks xmlns:a="http://schemas.openxmlformats.org/drawingml/2006/main" noChangeAspect="1"/>
-            </wp:cNvGraphicFramePr>
-            <a:graphic xmlns:a="http://schemas.openxmlformats.org/drawingml/2006/main">
-              <a:graphicData uri="http://schemas.openxmlformats.org/drawingml/2006/picture">
-                <pic:pic xmlns:pic="http://schemas.openxmlformats.org/drawingml/2006/picture">
-                  <pic:nvPicPr>
-                    <pic:cNvPr id="1333938187" name=""/>
-                    <pic:cNvPicPr/>
-                  </pic:nvPicPr>
-                  <pic:blipFill>
-                    <a:blip r:embed="rId6"/>
-                    <a:stretch>
-                      <a:fillRect/>
-                    </a:stretch>
-                  </pic:blipFill>
-                  <pic:spPr>
-                    <a:xfrm>
-                      <a:off x="0" y="0"/>
-                      <a:ext cx="5731510" cy="3993515"/>
-                    </a:xfrm>
-                    <a:prstGeom prst="rect">
-                      <a:avLst/>
-                    </a:prstGeom>
-                  </pic:spPr>
-                </pic:pic>
-              </a:graphicData>
-            </a:graphic>
-          </wp:inline>
-        </w:drawing>
-      </w:r>
-    </w:p>
-    <w:p>
-      <w:pPr>
-        <w:jc w:val="both"/>
-        <w:rPr>
-          <w:sz w:val="44"/>
-          <w:szCs w:val="44"/>
-          <w:u w:val="single"/>
-        </w:rPr>
-      </w:pPr>
-      <w:r>
-        <w:rPr>
-          <w:noProof/>
-          <w:sz w:val="44"/>
-          <w:szCs w:val="44"/>
-          <w:u w:val="single"/>
-        </w:rPr>
-        <w:lastRenderedPageBreak/>
-        <w:drawing>
-          <wp:inline distT="0" distB="0" distL="0" distR="0" wp14:anchorId="50D284CF" wp14:editId="66F8EE1F">
-            <wp:extent cx="5731510" cy="4719955"/>
-            <wp:effectExtent l="0" t="0" r="2540" b="4445"/>
-            <wp:docPr id="2127255698" name="Picture 1"/>
-            <wp:cNvGraphicFramePr>
-              <a:graphicFrameLocks xmlns:a="http://schemas.openxmlformats.org/drawingml/2006/main" noChangeAspect="1"/>
-            </wp:cNvGraphicFramePr>
-            <a:graphic xmlns:a="http://schemas.openxmlformats.org/drawingml/2006/main">
-              <a:graphicData uri="http://schemas.openxmlformats.org/drawingml/2006/picture">
-                <pic:pic xmlns:pic="http://schemas.openxmlformats.org/drawingml/2006/picture">
-                  <pic:nvPicPr>
-                    <pic:cNvPr id="2127255698" name=""/>
-                    <pic:cNvPicPr/>
-                  </pic:nvPicPr>
-                  <pic:blipFill>
-                    <a:blip r:embed="rId7"/>
-                    <a:stretch>
-                      <a:fillRect/>
-                    </a:stretch>
-                  </pic:blipFill>
-                  <pic:spPr>
-                    <a:xfrm>
-                      <a:off x="0" y="0"/>
-                      <a:ext cx="5731510" cy="4719955"/>
-                    </a:xfrm>
-                    <a:prstGeom prst="rect">
-                      <a:avLst/>
-                    </a:prstGeom>
-                  </pic:spPr>
-                </pic:pic>
-              </a:graphicData>
-            </a:graphic>
-          </wp:inline>
-        </w:drawing>
-      </w:r>
-    </w:p>
-    <w:p>
-      <w:pPr>
-        <w:jc w:val="both"/>
-        <w:rPr>
-          <w:sz w:val="44"/>
-          <w:szCs w:val="44"/>
-          <w:u w:val="single"/>
-        </w:rPr>
-      </w:pPr>
-      <w:r>
-        <w:rPr>
-          <w:noProof/>
-          <w:sz w:val="44"/>
-          <w:szCs w:val="44"/>
-          <w:u w:val="single"/>
-        </w:rPr>
-        <w:lastRenderedPageBreak/>
-        <w:drawing>
-          <wp:inline distT="0" distB="0" distL="0" distR="0" wp14:anchorId="6A8A1081" wp14:editId="419A8FF9">
-            <wp:extent cx="5731510" cy="4140835"/>
-            <wp:effectExtent l="0" t="0" r="2540" b="0"/>
-            <wp:docPr id="794545058" name="Picture 1"/>
-            <wp:cNvGraphicFramePr>
-              <a:graphicFrameLocks xmlns:a="http://schemas.openxmlformats.org/drawingml/2006/main" noChangeAspect="1"/>
-            </wp:cNvGraphicFramePr>
-            <a:graphic xmlns:a="http://schemas.openxmlformats.org/drawingml/2006/main">
-              <a:graphicData uri="http://schemas.openxmlformats.org/drawingml/2006/picture">
-                <pic:pic xmlns:pic="http://schemas.openxmlformats.org/drawingml/2006/picture">
-                  <pic:nvPicPr>
-                    <pic:cNvPr id="794545058" name=""/>
-                    <pic:cNvPicPr/>
-                  </pic:nvPicPr>
-                  <pic:blipFill>
-                    <a:blip r:embed="rId8"/>
-                    <a:stretch>
-                      <a:fillRect/>
-                    </a:stretch>
-                  </pic:blipFill>
-                  <pic:spPr>
-                    <a:xfrm>
-                      <a:off x="0" y="0"/>
-                      <a:ext cx="5731510" cy="4140835"/>
-                    </a:xfrm>
-                    <a:prstGeom prst="rect">
-                      <a:avLst/>
-                    </a:prstGeom>
-                  </pic:spPr>
-                </pic:pic>
-              </a:graphicData>
-            </a:graphic>
-          </wp:inline>
-        </w:drawing>
-      </w:r>
-    </w:p>
-    <w:p>
-      <w:pPr>
-        <w:jc w:val="both"/>
-        <w:rPr>
-          <w:sz w:val="44"/>
-          <w:szCs w:val="44"/>
-          <w:u w:val="single"/>
-        </w:rPr>
-      </w:pPr>
-      <w:r>
-        <w:rPr>
-          <w:noProof/>
-          <w:sz w:val="44"/>
-          <w:szCs w:val="44"/>
-          <w:u w:val="single"/>
-        </w:rPr>
-        <w:drawing>
-          <wp:inline distT="0" distB="0" distL="0" distR="0" wp14:anchorId="297FAAFC" wp14:editId="53A5B0C7">
-            <wp:extent cx="5731510" cy="3752215"/>
-            <wp:effectExtent l="0" t="0" r="2540" b="635"/>
-            <wp:docPr id="1819422613" name="Picture 1"/>
-            <wp:cNvGraphicFramePr>
-              <a:graphicFrameLocks xmlns:a="http://schemas.openxmlformats.org/drawingml/2006/main" noChangeAspect="1"/>
-            </wp:cNvGraphicFramePr>
-            <a:graphic xmlns:a="http://schemas.openxmlformats.org/drawingml/2006/main">
-              <a:graphicData uri="http://schemas.openxmlformats.org/drawingml/2006/picture">
-                <pic:pic xmlns:pic="http://schemas.openxmlformats.org/drawingml/2006/picture">
-                  <pic:nvPicPr>
-                    <pic:cNvPr id="1819422613" name=""/>
-                    <pic:cNvPicPr/>
-                  </pic:nvPicPr>
-                  <pic:blipFill>
-                    <a:blip r:embed="rId9"/>
-                    <a:stretch>
-                      <a:fillRect/>
-                    </a:stretch>
-                  </pic:blipFill>
-                  <pic:spPr>
-                    <a:xfrm>
-                      <a:off x="0" y="0"/>
-                      <a:ext cx="5731510" cy="3752215"/>
-                    </a:xfrm>
-                    <a:prstGeom prst="rect">
-                      <a:avLst/>
-                    </a:prstGeom>
-                  </pic:spPr>
-                </pic:pic>
-              </a:graphicData>
-            </a:graphic>
-          </wp:inline>
-        </w:drawing>
-      </w:r>
-    </w:p>
-    <w:p>
-      <w:pPr>
-        <w:jc w:val="both"/>
-        <w:rPr>
-          <w:sz w:val="44"/>
-          <w:szCs w:val="44"/>
-          <w:u w:val="single"/>
-        </w:rPr>
-      </w:pPr>
-      <w:r>
-        <w:rPr>
-          <w:noProof/>
-          <w:sz w:val="44"/>
-          <w:szCs w:val="44"/>
-          <w:u w:val="single"/>
-        </w:rPr>
-        <w:lastRenderedPageBreak/>
-        <w:drawing>
-          <wp:inline distT="0" distB="0" distL="0" distR="0" wp14:anchorId="032691E2" wp14:editId="7BBE3D55">
-            <wp:extent cx="6499860" cy="8008949"/>
-            <wp:effectExtent l="0" t="0" r="0" b="0"/>
-            <wp:docPr id="2112607755" name="Picture 1"/>
-            <wp:cNvGraphicFramePr>
-              <a:graphicFrameLocks xmlns:a="http://schemas.openxmlformats.org/drawingml/2006/main" noChangeAspect="1"/>
-            </wp:cNvGraphicFramePr>
-            <a:graphic xmlns:a="http://schemas.openxmlformats.org/drawingml/2006/main">
-              <a:graphicData uri="http://schemas.openxmlformats.org/drawingml/2006/picture">
-                <pic:pic xmlns:pic="http://schemas.openxmlformats.org/drawingml/2006/picture">
-                  <pic:nvPicPr>
-                    <pic:cNvPr id="2112607755" name=""/>
-                    <pic:cNvPicPr/>
-                  </pic:nvPicPr>
-                  <pic:blipFill>
-                    <a:blip r:embed="rId10"/>
-                    <a:stretch>
-                      <a:fillRect/>
-                    </a:stretch>
-                  </pic:blipFill>
-                  <pic:spPr>
-                    <a:xfrm>
-                      <a:off x="0" y="0"/>
-                      <a:ext cx="6501557" cy="8011040"/>
-                    </a:xfrm>
-                    <a:prstGeom prst="rect">
-                      <a:avLst/>
-                    </a:prstGeom>
-                  </pic:spPr>
-                </pic:pic>
-              </a:graphicData>
-            </a:graphic>
-          </wp:inline>
-        </w:drawing>
-      </w:r>
-    </w:p>
-    <w:p>
-      <w:pPr>
-        <w:jc w:val="both"/>
-        <w:rPr>
-          <w:sz w:val="44"/>
-          <w:szCs w:val="44"/>
-          <w:u w:val="single"/>
-        </w:rPr>
-      </w:pPr>
-      <w:r>
-        <w:rPr>
-          <w:sz w:val="44"/>
-          <w:szCs w:val="44"/>
-          <w:u w:val="single"/>
-        </w:rPr>
-        <w:t>Lab 2</w:t>
-      </w:r>
-    </w:p>
-    <w:p>
-      <w:pPr>
-        <w:jc w:val="both"/>
-        <w:rPr>
-          <w:sz w:val="44"/>
-          <w:szCs w:val="44"/>
-        </w:rPr>
-      </w:pPr>
-      <w:r>
-        <w:rPr>
-          <w:sz w:val="44"/>
-          <w:szCs w:val="44"/>
-        </w:rPr>
-        <w:lastRenderedPageBreak/>
-        <w:t xml:space="preserve">Model </w:t>
-      </w:r>
-      <w:r>
-        <w:rPr>
-          <w:sz w:val="44"/>
-          <w:szCs w:val="44"/>
-        </w:rPr>
-        <w:t>1</w:t>
-      </w:r>
-    </w:p>
-    <w:p>
-      <w:pPr>
-        <w:jc w:val="both"/>
-        <w:rPr>
-          <w:sz w:val="44"/>
-          <w:szCs w:val="44"/>
-          <w:u w:val="single"/>
-        </w:rPr>
-      </w:pPr>
-    </w:p>
-    <w:p>
-      <w:pPr>
-        <w:jc w:val="both"/>
-        <w:rPr>
-          <w:sz w:val="44"/>
-          <w:szCs w:val="44"/>
-          <w:lang w:val="en-US"/>
-        </w:rPr>
-      </w:pPr>
-      <w:r>
-        <w:rPr>
-          <w:sz w:val="44"/>
-          <w:szCs w:val="44"/>
-          <w:lang w:val="en-US"/>
-        </w:rPr>
-        <w:t>Test Accuracy: 0.905</w:t>
-      </w:r>
-    </w:p>
-    <w:p>
-      <w:pPr>
-        <w:jc w:val="both"/>
-        <w:rPr>
-          <w:sz w:val="44"/>
-          <w:szCs w:val="44"/>
-          <w:u w:val="single"/>
-        </w:rPr>
-      </w:pPr>
-    </w:p>
-    <w:p>
-      <w:pPr>
-        <w:jc w:val="both"/>
-        <w:rPr>
-          <w:sz w:val="44"/>
-          <w:szCs w:val="44"/>
-          <w:u w:val="single"/>
-        </w:rPr>
-      </w:pPr>
-      <w:r>
-        <w:rPr>
-          <w:noProof/>
-          <w:sz w:val="44"/>
-          <w:szCs w:val="44"/>
-          <w:u w:val="single"/>
-        </w:rPr>
-        <w:drawing>
-          <wp:inline distT="0" distB="0" distL="0" distR="0" wp14:anchorId="6F2EB853" wp14:editId="6E624AFA">
+          <wp:inline distT="0" distB="0" distL="0" distR="0" wp14:anchorId="35FC4EA5" wp14:editId="2B61D94C">
             <wp:extent cx="5578323" cy="3436918"/>
             <wp:effectExtent l="0" t="0" r="3810" b="0"/>
             <wp:docPr id="1312865239" name="Picture 1"/>
@@ -532,7 +199,7 @@
                     <pic:cNvPicPr/>
                   </pic:nvPicPr>
                   <pic:blipFill>
-                    <a:blip r:embed="rId11"/>
+                    <a:blip r:embed="rId5"/>
                     <a:stretch>
                       <a:fillRect/>
                     </a:stretch>
@@ -613,9 +280,8 @@
           <w:szCs w:val="44"/>
           <w:u w:val="single"/>
         </w:rPr>
-        <w:lastRenderedPageBreak/>
         <w:drawing>
-          <wp:inline distT="0" distB="0" distL="0" distR="0" wp14:anchorId="34E1CBEA" wp14:editId="5558A37A">
+          <wp:inline distT="0" distB="0" distL="0" distR="0" wp14:anchorId="63DA0BC7" wp14:editId="3F02C2F6">
             <wp:extent cx="4961050" cy="2827265"/>
             <wp:effectExtent l="0" t="0" r="0" b="0"/>
             <wp:docPr id="2013036904" name="Picture 1"/>
@@ -630,7 +296,7 @@
                     <pic:cNvPicPr/>
                   </pic:nvPicPr>
                   <pic:blipFill>
-                    <a:blip r:embed="rId12"/>
+                    <a:blip r:embed="rId6"/>
                     <a:stretch>
                       <a:fillRect/>
                     </a:stretch>
@@ -716,7 +382,7 @@
           <w:u w:val="single"/>
         </w:rPr>
         <w:drawing>
-          <wp:inline distT="0" distB="0" distL="0" distR="0" wp14:anchorId="4BD1B8C8" wp14:editId="4E37EB6A">
+          <wp:inline distT="0" distB="0" distL="0" distR="0" wp14:anchorId="67FE1FE5" wp14:editId="1B1A8DCD">
             <wp:extent cx="5731510" cy="3358515"/>
             <wp:effectExtent l="0" t="0" r="2540" b="0"/>
             <wp:docPr id="1688699552" name="Picture 1"/>
@@ -731,7 +397,7 @@
                     <pic:cNvPicPr/>
                   </pic:nvPicPr>
                   <pic:blipFill>
-                    <a:blip r:embed="rId13"/>
+                    <a:blip r:embed="rId7"/>
                     <a:stretch>
                       <a:fillRect/>
                     </a:stretch>
@@ -788,7 +454,7 @@
         </w:rPr>
         <w:lastRenderedPageBreak/>
         <w:drawing>
-          <wp:inline distT="0" distB="0" distL="0" distR="0" wp14:anchorId="628AB00C" wp14:editId="3E52C608">
+          <wp:inline distT="0" distB="0" distL="0" distR="0" wp14:anchorId="64BEC3BE" wp14:editId="05683ACD">
             <wp:extent cx="5731510" cy="3613785"/>
             <wp:effectExtent l="0" t="0" r="2540" b="5715"/>
             <wp:docPr id="515590906" name="Picture 1"/>
@@ -803,7 +469,7 @@
                     <pic:cNvPicPr/>
                   </pic:nvPicPr>
                   <pic:blipFill>
-                    <a:blip r:embed="rId14"/>
+                    <a:blip r:embed="rId8"/>
                     <a:stretch>
                       <a:fillRect/>
                     </a:stretch>
@@ -871,51 +537,142 @@
           <w:u w:val="single"/>
         </w:rPr>
       </w:pPr>
-    </w:p>
-    <w:p>
-      <w:pPr>
-        <w:jc w:val="both"/>
-        <w:rPr>
-          <w:sz w:val="44"/>
-          <w:szCs w:val="44"/>
-          <w:u w:val="single"/>
-        </w:rPr>
-      </w:pPr>
-      <w:r>
-        <w:rPr>
-          <w:sz w:val="44"/>
-          <w:szCs w:val="44"/>
-          <w:u w:val="single"/>
-        </w:rPr>
-        <w:t>Lab 6</w:t>
-      </w:r>
-    </w:p>
-    <w:p>
-      <w:pPr>
-        <w:jc w:val="both"/>
-        <w:rPr>
-          <w:sz w:val="44"/>
-          <w:szCs w:val="44"/>
-          <w:u w:val="single"/>
-        </w:rPr>
-      </w:pPr>
-    </w:p>
-    <w:p>
-      <w:pPr>
-        <w:jc w:val="both"/>
-        <w:rPr>
-          <w:sz w:val="44"/>
-          <w:szCs w:val="44"/>
-          <w:u w:val="single"/>
-        </w:rPr>
-      </w:pPr>
-      <w:r>
-        <w:rPr>
-          <w:sz w:val="44"/>
-          <w:szCs w:val="44"/>
-          <w:u w:val="single"/>
-        </w:rPr>
-        <w:t>Lab 7</w:t>
+      <w:r>
+        <w:rPr>
+          <w:sz w:val="44"/>
+          <w:szCs w:val="44"/>
+          <w:u w:val="single"/>
+        </w:rPr>
+        <w:drawing>
+          <wp:inline distT="0" distB="0" distL="0" distR="0" wp14:anchorId="0AA477BC" wp14:editId="62920FAE">
+            <wp:extent cx="4618120" cy="2476715"/>
+            <wp:effectExtent l="0" t="0" r="0" b="0"/>
+            <wp:docPr id="2142134080" name="Picture 1"/>
+            <wp:cNvGraphicFramePr>
+              <a:graphicFrameLocks xmlns:a="http://schemas.openxmlformats.org/drawingml/2006/main" noChangeAspect="1"/>
+            </wp:cNvGraphicFramePr>
+            <a:graphic xmlns:a="http://schemas.openxmlformats.org/drawingml/2006/main">
+              <a:graphicData uri="http://schemas.openxmlformats.org/drawingml/2006/picture">
+                <pic:pic xmlns:pic="http://schemas.openxmlformats.org/drawingml/2006/picture">
+                  <pic:nvPicPr>
+                    <pic:cNvPr id="2142134080" name=""/>
+                    <pic:cNvPicPr/>
+                  </pic:nvPicPr>
+                  <pic:blipFill>
+                    <a:blip r:embed="rId9"/>
+                    <a:stretch>
+                      <a:fillRect/>
+                    </a:stretch>
+                  </pic:blipFill>
+                  <pic:spPr>
+                    <a:xfrm>
+                      <a:off x="0" y="0"/>
+                      <a:ext cx="4618120" cy="2476715"/>
+                    </a:xfrm>
+                    <a:prstGeom prst="rect">
+                      <a:avLst/>
+                    </a:prstGeom>
+                  </pic:spPr>
+                </pic:pic>
+              </a:graphicData>
+            </a:graphic>
+          </wp:inline>
+        </w:drawing>
+      </w:r>
+    </w:p>
+    <w:p>
+      <w:pPr>
+        <w:jc w:val="both"/>
+        <w:rPr>
+          <w:sz w:val="44"/>
+          <w:szCs w:val="44"/>
+          <w:u w:val="single"/>
+        </w:rPr>
+      </w:pPr>
+      <w:r>
+        <w:rPr>
+          <w:sz w:val="44"/>
+          <w:szCs w:val="44"/>
+          <w:u w:val="single"/>
+        </w:rPr>
+        <w:lastRenderedPageBreak/>
+        <w:drawing>
+          <wp:inline distT="0" distB="0" distL="0" distR="0" wp14:anchorId="187082BF" wp14:editId="2F548885">
+            <wp:extent cx="4366638" cy="2796782"/>
+            <wp:effectExtent l="0" t="0" r="0" b="3810"/>
+            <wp:docPr id="316689219" name="Picture 1"/>
+            <wp:cNvGraphicFramePr>
+              <a:graphicFrameLocks xmlns:a="http://schemas.openxmlformats.org/drawingml/2006/main" noChangeAspect="1"/>
+            </wp:cNvGraphicFramePr>
+            <a:graphic xmlns:a="http://schemas.openxmlformats.org/drawingml/2006/main">
+              <a:graphicData uri="http://schemas.openxmlformats.org/drawingml/2006/picture">
+                <pic:pic xmlns:pic="http://schemas.openxmlformats.org/drawingml/2006/picture">
+                  <pic:nvPicPr>
+                    <pic:cNvPr id="316689219" name=""/>
+                    <pic:cNvPicPr/>
+                  </pic:nvPicPr>
+                  <pic:blipFill>
+                    <a:blip r:embed="rId10"/>
+                    <a:stretch>
+                      <a:fillRect/>
+                    </a:stretch>
+                  </pic:blipFill>
+                  <pic:spPr>
+                    <a:xfrm>
+                      <a:off x="0" y="0"/>
+                      <a:ext cx="4366638" cy="2796782"/>
+                    </a:xfrm>
+                    <a:prstGeom prst="rect">
+                      <a:avLst/>
+                    </a:prstGeom>
+                  </pic:spPr>
+                </pic:pic>
+              </a:graphicData>
+            </a:graphic>
+          </wp:inline>
+        </w:drawing>
+      </w:r>
+      <w:r>
+        <w:rPr>
+          <w:sz w:val="44"/>
+          <w:szCs w:val="44"/>
+          <w:u w:val="single"/>
+        </w:rPr>
+        <w:drawing>
+          <wp:inline distT="0" distB="0" distL="0" distR="0" wp14:anchorId="59061375" wp14:editId="592551BC">
+            <wp:extent cx="4724809" cy="2720576"/>
+            <wp:effectExtent l="0" t="0" r="0" b="3810"/>
+            <wp:docPr id="630946466" name="Picture 1"/>
+            <wp:cNvGraphicFramePr>
+              <a:graphicFrameLocks xmlns:a="http://schemas.openxmlformats.org/drawingml/2006/main" noChangeAspect="1"/>
+            </wp:cNvGraphicFramePr>
+            <a:graphic xmlns:a="http://schemas.openxmlformats.org/drawingml/2006/main">
+              <a:graphicData uri="http://schemas.openxmlformats.org/drawingml/2006/picture">
+                <pic:pic xmlns:pic="http://schemas.openxmlformats.org/drawingml/2006/picture">
+                  <pic:nvPicPr>
+                    <pic:cNvPr id="630946466" name=""/>
+                    <pic:cNvPicPr/>
+                  </pic:nvPicPr>
+                  <pic:blipFill>
+                    <a:blip r:embed="rId11"/>
+                    <a:stretch>
+                      <a:fillRect/>
+                    </a:stretch>
+                  </pic:blipFill>
+                  <pic:spPr>
+                    <a:xfrm>
+                      <a:off x="0" y="0"/>
+                      <a:ext cx="4724809" cy="2720576"/>
+                    </a:xfrm>
+                    <a:prstGeom prst="rect">
+                      <a:avLst/>
+                    </a:prstGeom>
+                  </pic:spPr>
+                </pic:pic>
+              </a:graphicData>
+            </a:graphic>
+          </wp:inline>
+        </w:drawing>
       </w:r>
     </w:p>
     <w:p>
@@ -931,28 +688,297 @@
           <w:sz w:val="24"/>
           <w:szCs w:val="24"/>
         </w:rPr>
-        <w:t>1. Plot graphs for Accuracy and Loss Function for VGG16</w:t>
-      </w:r>
-    </w:p>
-    <w:p>
-      <w:pPr>
-        <w:jc w:val="both"/>
-        <w:rPr>
-          <w:sz w:val="44"/>
-          <w:szCs w:val="44"/>
-          <w:u w:val="single"/>
-        </w:rPr>
-      </w:pPr>
-      <w:r>
-        <w:rPr>
-          <w:noProof/>
+        <w:t xml:space="preserve">Based on the validation loss from </w:t>
+      </w:r>
+      <w:r>
+        <w:rPr>
+          <w:sz w:val="24"/>
+          <w:szCs w:val="24"/>
+        </w:rPr>
+        <w:t>my</w:t>
+      </w:r>
+      <w:r>
+        <w:rPr>
+          <w:sz w:val="24"/>
+          <w:szCs w:val="24"/>
+        </w:rPr>
+        <w:t xml:space="preserve"> last training run, the optimal number of epochs was 1 </w:t>
+      </w:r>
+    </w:p>
+    <w:p>
+      <w:pPr>
+        <w:jc w:val="both"/>
+        <w:rPr>
+          <w:sz w:val="44"/>
+          <w:szCs w:val="44"/>
+          <w:u w:val="single"/>
+        </w:rPr>
+      </w:pPr>
+    </w:p>
+    <w:p>
+      <w:pPr>
+        <w:jc w:val="both"/>
+        <w:rPr>
+          <w:sz w:val="44"/>
+          <w:szCs w:val="44"/>
+          <w:u w:val="single"/>
+        </w:rPr>
+      </w:pPr>
+      <w:r>
+        <w:rPr>
+          <w:sz w:val="44"/>
+          <w:szCs w:val="44"/>
+          <w:u w:val="single"/>
+        </w:rPr>
+        <w:t>Lab 6</w:t>
+      </w:r>
+    </w:p>
+    <w:p>
+      <w:pPr>
+        <w:jc w:val="both"/>
+        <w:rPr>
+          <w:sz w:val="44"/>
+          <w:szCs w:val="44"/>
+          <w:u w:val="single"/>
+        </w:rPr>
+      </w:pPr>
+      <w:r>
+        <w:rPr>
           <w:sz w:val="44"/>
           <w:szCs w:val="44"/>
           <w:u w:val="single"/>
         </w:rPr>
         <w:lastRenderedPageBreak/>
         <w:drawing>
-          <wp:inline distT="0" distB="0" distL="0" distR="0" wp14:anchorId="0E7D7FA7" wp14:editId="6CEA0E9D">
+          <wp:inline distT="0" distB="0" distL="0" distR="0" wp14:anchorId="07BD7829" wp14:editId="0AB76EBA">
+            <wp:extent cx="5731510" cy="1761490"/>
+            <wp:effectExtent l="0" t="0" r="2540" b="0"/>
+            <wp:docPr id="31217442" name="Picture 1"/>
+            <wp:cNvGraphicFramePr>
+              <a:graphicFrameLocks xmlns:a="http://schemas.openxmlformats.org/drawingml/2006/main" noChangeAspect="1"/>
+            </wp:cNvGraphicFramePr>
+            <a:graphic xmlns:a="http://schemas.openxmlformats.org/drawingml/2006/main">
+              <a:graphicData uri="http://schemas.openxmlformats.org/drawingml/2006/picture">
+                <pic:pic xmlns:pic="http://schemas.openxmlformats.org/drawingml/2006/picture">
+                  <pic:nvPicPr>
+                    <pic:cNvPr id="31217442" name=""/>
+                    <pic:cNvPicPr/>
+                  </pic:nvPicPr>
+                  <pic:blipFill>
+                    <a:blip r:embed="rId12"/>
+                    <a:stretch>
+                      <a:fillRect/>
+                    </a:stretch>
+                  </pic:blipFill>
+                  <pic:spPr>
+                    <a:xfrm>
+                      <a:off x="0" y="0"/>
+                      <a:ext cx="5731510" cy="1761490"/>
+                    </a:xfrm>
+                    <a:prstGeom prst="rect">
+                      <a:avLst/>
+                    </a:prstGeom>
+                  </pic:spPr>
+                </pic:pic>
+              </a:graphicData>
+            </a:graphic>
+          </wp:inline>
+        </w:drawing>
+      </w:r>
+    </w:p>
+    <w:p>
+      <w:pPr>
+        <w:jc w:val="both"/>
+        <w:rPr>
+          <w:sz w:val="44"/>
+          <w:szCs w:val="44"/>
+          <w:u w:val="single"/>
+        </w:rPr>
+      </w:pPr>
+    </w:p>
+    <w:p>
+      <w:pPr>
+        <w:jc w:val="both"/>
+        <w:rPr>
+          <w:sz w:val="44"/>
+          <w:szCs w:val="44"/>
+          <w:u w:val="single"/>
+        </w:rPr>
+      </w:pPr>
+      <w:r>
+        <w:rPr>
+          <w:sz w:val="44"/>
+          <w:szCs w:val="44"/>
+          <w:u w:val="single"/>
+        </w:rPr>
+        <w:drawing>
+          <wp:inline distT="0" distB="0" distL="0" distR="0" wp14:anchorId="3A1F8108" wp14:editId="65A5D0DE">
+            <wp:extent cx="4823878" cy="1120237"/>
+            <wp:effectExtent l="0" t="0" r="0" b="3810"/>
+            <wp:docPr id="2026042980" name="Picture 1"/>
+            <wp:cNvGraphicFramePr>
+              <a:graphicFrameLocks xmlns:a="http://schemas.openxmlformats.org/drawingml/2006/main" noChangeAspect="1"/>
+            </wp:cNvGraphicFramePr>
+            <a:graphic xmlns:a="http://schemas.openxmlformats.org/drawingml/2006/main">
+              <a:graphicData uri="http://schemas.openxmlformats.org/drawingml/2006/picture">
+                <pic:pic xmlns:pic="http://schemas.openxmlformats.org/drawingml/2006/picture">
+                  <pic:nvPicPr>
+                    <pic:cNvPr id="2026042980" name=""/>
+                    <pic:cNvPicPr/>
+                  </pic:nvPicPr>
+                  <pic:blipFill>
+                    <a:blip r:embed="rId13"/>
+                    <a:stretch>
+                      <a:fillRect/>
+                    </a:stretch>
+                  </pic:blipFill>
+                  <pic:spPr>
+                    <a:xfrm>
+                      <a:off x="0" y="0"/>
+                      <a:ext cx="4823878" cy="1120237"/>
+                    </a:xfrm>
+                    <a:prstGeom prst="rect">
+                      <a:avLst/>
+                    </a:prstGeom>
+                  </pic:spPr>
+                </pic:pic>
+              </a:graphicData>
+            </a:graphic>
+          </wp:inline>
+        </w:drawing>
+      </w:r>
+    </w:p>
+    <w:p>
+      <w:pPr>
+        <w:jc w:val="both"/>
+        <w:rPr>
+          <w:sz w:val="44"/>
+          <w:szCs w:val="44"/>
+          <w:u w:val="single"/>
+        </w:rPr>
+      </w:pPr>
+    </w:p>
+    <w:p>
+      <w:pPr>
+        <w:jc w:val="both"/>
+        <w:rPr>
+          <w:sz w:val="44"/>
+          <w:szCs w:val="44"/>
+          <w:u w:val="single"/>
+        </w:rPr>
+      </w:pPr>
+      <w:r>
+        <w:rPr>
+          <w:sz w:val="44"/>
+          <w:szCs w:val="44"/>
+          <w:u w:val="single"/>
+        </w:rPr>
+        <w:drawing>
+          <wp:inline distT="0" distB="0" distL="0" distR="0" wp14:anchorId="254AC0FF" wp14:editId="3FDAC324">
+            <wp:extent cx="5624047" cy="2552921"/>
+            <wp:effectExtent l="0" t="0" r="0" b="0"/>
+            <wp:docPr id="539171806" name="Picture 1"/>
+            <wp:cNvGraphicFramePr>
+              <a:graphicFrameLocks xmlns:a="http://schemas.openxmlformats.org/drawingml/2006/main" noChangeAspect="1"/>
+            </wp:cNvGraphicFramePr>
+            <a:graphic xmlns:a="http://schemas.openxmlformats.org/drawingml/2006/main">
+              <a:graphicData uri="http://schemas.openxmlformats.org/drawingml/2006/picture">
+                <pic:pic xmlns:pic="http://schemas.openxmlformats.org/drawingml/2006/picture">
+                  <pic:nvPicPr>
+                    <pic:cNvPr id="539171806" name=""/>
+                    <pic:cNvPicPr/>
+                  </pic:nvPicPr>
+                  <pic:blipFill>
+                    <a:blip r:embed="rId14"/>
+                    <a:stretch>
+                      <a:fillRect/>
+                    </a:stretch>
+                  </pic:blipFill>
+                  <pic:spPr>
+                    <a:xfrm>
+                      <a:off x="0" y="0"/>
+                      <a:ext cx="5624047" cy="2552921"/>
+                    </a:xfrm>
+                    <a:prstGeom prst="rect">
+                      <a:avLst/>
+                    </a:prstGeom>
+                  </pic:spPr>
+                </pic:pic>
+              </a:graphicData>
+            </a:graphic>
+          </wp:inline>
+        </w:drawing>
+      </w:r>
+    </w:p>
+    <w:p>
+      <w:pPr>
+        <w:jc w:val="both"/>
+        <w:rPr>
+          <w:sz w:val="24"/>
+          <w:szCs w:val="24"/>
+        </w:rPr>
+      </w:pPr>
+      <w:r>
+        <w:rPr>
+          <w:sz w:val="24"/>
+          <w:szCs w:val="24"/>
+        </w:rPr>
+        <w:t>the training stopped at epoch 8, which suggests 8 epochs were considered optimal</w:t>
+      </w:r>
+    </w:p>
+    <w:p>
+      <w:pPr>
+        <w:jc w:val="both"/>
+        <w:rPr>
+          <w:sz w:val="44"/>
+          <w:szCs w:val="44"/>
+          <w:u w:val="single"/>
+        </w:rPr>
+      </w:pPr>
+      <w:r>
+        <w:rPr>
+          <w:sz w:val="44"/>
+          <w:szCs w:val="44"/>
+          <w:u w:val="single"/>
+        </w:rPr>
+        <w:t>Lab 7</w:t>
+      </w:r>
+    </w:p>
+    <w:p>
+      <w:pPr>
+        <w:jc w:val="both"/>
+        <w:rPr>
+          <w:sz w:val="24"/>
+          <w:szCs w:val="24"/>
+        </w:rPr>
+      </w:pPr>
+      <w:r>
+        <w:rPr>
+          <w:sz w:val="24"/>
+          <w:szCs w:val="24"/>
+        </w:rPr>
+        <w:t>1. Plot graphs for Accuracy and Loss Function for VGG16</w:t>
+      </w:r>
+    </w:p>
+    <w:p>
+      <w:pPr>
+        <w:jc w:val="both"/>
+        <w:rPr>
+          <w:sz w:val="44"/>
+          <w:szCs w:val="44"/>
+          <w:u w:val="single"/>
+        </w:rPr>
+      </w:pPr>
+      <w:r>
+        <w:rPr>
+          <w:noProof/>
+          <w:sz w:val="44"/>
+          <w:szCs w:val="44"/>
+          <w:u w:val="single"/>
+        </w:rPr>
+        <w:lastRenderedPageBreak/>
+        <w:drawing>
+          <wp:inline distT="0" distB="0" distL="0" distR="0" wp14:anchorId="467D0103" wp14:editId="449CAE20">
             <wp:extent cx="5731510" cy="2258695"/>
             <wp:effectExtent l="0" t="0" r="2540" b="8255"/>
             <wp:docPr id="951287862" name="Picture 1"/>
@@ -1039,7 +1065,7 @@
           <w:u w:val="single"/>
         </w:rPr>
         <w:drawing>
-          <wp:inline distT="0" distB="0" distL="0" distR="0" wp14:anchorId="57E00094" wp14:editId="737A631C">
+          <wp:inline distT="0" distB="0" distL="0" distR="0" wp14:anchorId="49D0D9E4" wp14:editId="6C43D89E">
             <wp:extent cx="5731510" cy="2087245"/>
             <wp:effectExtent l="0" t="0" r="2540" b="8255"/>
             <wp:docPr id="215683211" name="Picture 1"/>
@@ -1208,7 +1234,7 @@
           <w:u w:val="single"/>
         </w:rPr>
         <w:drawing>
-          <wp:inline distT="0" distB="0" distL="0" distR="0" wp14:anchorId="4750B09E" wp14:editId="7D948206">
+          <wp:inline distT="0" distB="0" distL="0" distR="0" wp14:anchorId="01DA089C" wp14:editId="2488E8AB">
             <wp:extent cx="5723116" cy="4092295"/>
             <wp:effectExtent l="0" t="0" r="0" b="3810"/>
             <wp:docPr id="2092722424" name="Picture 1"/>
@@ -1359,7 +1385,7 @@
           <w:u w:val="single"/>
         </w:rPr>
         <w:drawing>
-          <wp:inline distT="0" distB="0" distL="0" distR="0" wp14:anchorId="57C53475" wp14:editId="382ADC3F">
+          <wp:inline distT="0" distB="0" distL="0" distR="0" wp14:anchorId="3352B11B" wp14:editId="06612025">
             <wp:extent cx="5731510" cy="1513205"/>
             <wp:effectExtent l="0" t="0" r="2540" b="0"/>
             <wp:docPr id="1459189542" name="Picture 1"/>
@@ -1411,7 +1437,7 @@
           <w:u w:val="single"/>
         </w:rPr>
         <w:drawing>
-          <wp:inline distT="0" distB="0" distL="0" distR="0" wp14:anchorId="308993B1" wp14:editId="026E4DAC">
+          <wp:inline distT="0" distB="0" distL="0" distR="0" wp14:anchorId="571ADBEB" wp14:editId="3C73B437">
             <wp:extent cx="5858510" cy="3615267"/>
             <wp:effectExtent l="0" t="0" r="8890" b="4445"/>
             <wp:docPr id="1839167043" name="Picture 1"/>
@@ -1463,7 +1489,7 @@
           <w:u w:val="single"/>
         </w:rPr>
         <w:drawing>
-          <wp:inline distT="0" distB="0" distL="0" distR="0" wp14:anchorId="686C83FF" wp14:editId="399D46E5">
+          <wp:inline distT="0" distB="0" distL="0" distR="0" wp14:anchorId="3DD586C2" wp14:editId="439FA614">
             <wp:extent cx="5290520" cy="2421467"/>
             <wp:effectExtent l="0" t="0" r="5715" b="0"/>
             <wp:docPr id="2141110150" name="Picture 1"/>
@@ -1534,7 +1560,7 @@
           <w:u w:val="single"/>
         </w:rPr>
         <w:drawing>
-          <wp:inline distT="0" distB="0" distL="0" distR="0" wp14:anchorId="4F9D9B4B" wp14:editId="5931C15D">
+          <wp:inline distT="0" distB="0" distL="0" distR="0" wp14:anchorId="5EB332CB" wp14:editId="1BB0744F">
             <wp:extent cx="5250681" cy="3488266"/>
             <wp:effectExtent l="0" t="0" r="7620" b="0"/>
             <wp:docPr id="163901002" name="Picture 1"/>
@@ -1596,7 +1622,7 @@
           <w:u w:val="single"/>
         </w:rPr>
         <w:drawing>
-          <wp:inline distT="0" distB="0" distL="0" distR="0" wp14:anchorId="627820BA" wp14:editId="596BD241">
+          <wp:inline distT="0" distB="0" distL="0" distR="0" wp14:anchorId="5B6AB704" wp14:editId="27FBF6C3">
             <wp:extent cx="5756863" cy="3835400"/>
             <wp:effectExtent l="0" t="0" r="0" b="0"/>
             <wp:docPr id="1128923203" name="Picture 1"/>
@@ -1655,11 +1681,429 @@
       <w:pPr>
         <w:jc w:val="both"/>
         <w:rPr>
-          <w:sz w:val="44"/>
-          <w:szCs w:val="44"/>
-          <w:u w:val="single"/>
-        </w:rPr>
-      </w:pPr>
+          <w:sz w:val="28"/>
+          <w:szCs w:val="28"/>
+        </w:rPr>
+      </w:pPr>
+      <w:r>
+        <w:rPr>
+          <w:sz w:val="28"/>
+          <w:szCs w:val="28"/>
+        </w:rPr>
+        <w:t>Simple_Autoendoder_std_2025</w:t>
+      </w:r>
+    </w:p>
+    <w:p>
+      <w:pPr>
+        <w:jc w:val="both"/>
+        <w:rPr>
+          <w:sz w:val="44"/>
+          <w:szCs w:val="44"/>
+          <w:u w:val="single"/>
+        </w:rPr>
+      </w:pPr>
+      <w:r>
+        <w:rPr>
+          <w:sz w:val="44"/>
+          <w:szCs w:val="44"/>
+          <w:u w:val="single"/>
+        </w:rPr>
+        <w:drawing>
+          <wp:inline distT="0" distB="0" distL="0" distR="0" wp14:anchorId="3BD471B5" wp14:editId="601B07A4">
+            <wp:extent cx="4160881" cy="1752752"/>
+            <wp:effectExtent l="0" t="0" r="0" b="0"/>
+            <wp:docPr id="734192730" name="Picture 1"/>
+            <wp:cNvGraphicFramePr>
+              <a:graphicFrameLocks xmlns:a="http://schemas.openxmlformats.org/drawingml/2006/main" noChangeAspect="1"/>
+            </wp:cNvGraphicFramePr>
+            <a:graphic xmlns:a="http://schemas.openxmlformats.org/drawingml/2006/main">
+              <a:graphicData uri="http://schemas.openxmlformats.org/drawingml/2006/picture">
+                <pic:pic xmlns:pic="http://schemas.openxmlformats.org/drawingml/2006/picture">
+                  <pic:nvPicPr>
+                    <pic:cNvPr id="734192730" name=""/>
+                    <pic:cNvPicPr/>
+                  </pic:nvPicPr>
+                  <pic:blipFill>
+                    <a:blip r:embed="rId23"/>
+                    <a:stretch>
+                      <a:fillRect/>
+                    </a:stretch>
+                  </pic:blipFill>
+                  <pic:spPr>
+                    <a:xfrm>
+                      <a:off x="0" y="0"/>
+                      <a:ext cx="4160881" cy="1752752"/>
+                    </a:xfrm>
+                    <a:prstGeom prst="rect">
+                      <a:avLst/>
+                    </a:prstGeom>
+                  </pic:spPr>
+                </pic:pic>
+              </a:graphicData>
+            </a:graphic>
+          </wp:inline>
+        </w:drawing>
+      </w:r>
+    </w:p>
+    <w:p>
+      <w:pPr>
+        <w:jc w:val="both"/>
+        <w:rPr>
+          <w:sz w:val="44"/>
+          <w:szCs w:val="44"/>
+          <w:u w:val="single"/>
+        </w:rPr>
+      </w:pPr>
+      <w:r>
+        <w:rPr>
+          <w:sz w:val="44"/>
+          <w:szCs w:val="44"/>
+          <w:u w:val="single"/>
+        </w:rPr>
+        <w:drawing>
+          <wp:inline distT="0" distB="0" distL="0" distR="0" wp14:anchorId="260A2545" wp14:editId="6E4481C2">
+            <wp:extent cx="4580017" cy="2034716"/>
+            <wp:effectExtent l="0" t="0" r="0" b="3810"/>
+            <wp:docPr id="1874340308" name="Picture 1"/>
+            <wp:cNvGraphicFramePr>
+              <a:graphicFrameLocks xmlns:a="http://schemas.openxmlformats.org/drawingml/2006/main" noChangeAspect="1"/>
+            </wp:cNvGraphicFramePr>
+            <a:graphic xmlns:a="http://schemas.openxmlformats.org/drawingml/2006/main">
+              <a:graphicData uri="http://schemas.openxmlformats.org/drawingml/2006/picture">
+                <pic:pic xmlns:pic="http://schemas.openxmlformats.org/drawingml/2006/picture">
+                  <pic:nvPicPr>
+                    <pic:cNvPr id="1874340308" name=""/>
+                    <pic:cNvPicPr/>
+                  </pic:nvPicPr>
+                  <pic:blipFill>
+                    <a:blip r:embed="rId24"/>
+                    <a:stretch>
+                      <a:fillRect/>
+                    </a:stretch>
+                  </pic:blipFill>
+                  <pic:spPr>
+                    <a:xfrm>
+                      <a:off x="0" y="0"/>
+                      <a:ext cx="4580017" cy="2034716"/>
+                    </a:xfrm>
+                    <a:prstGeom prst="rect">
+                      <a:avLst/>
+                    </a:prstGeom>
+                  </pic:spPr>
+                </pic:pic>
+              </a:graphicData>
+            </a:graphic>
+          </wp:inline>
+        </w:drawing>
+      </w:r>
+    </w:p>
+    <w:p>
+      <w:pPr>
+        <w:jc w:val="both"/>
+        <w:rPr>
+          <w:sz w:val="44"/>
+          <w:szCs w:val="44"/>
+          <w:u w:val="single"/>
+        </w:rPr>
+      </w:pPr>
+      <w:r>
+        <w:rPr>
+          <w:sz w:val="44"/>
+          <w:szCs w:val="44"/>
+          <w:u w:val="single"/>
+        </w:rPr>
+        <w:drawing>
+          <wp:inline distT="0" distB="0" distL="0" distR="0" wp14:anchorId="551AEF13" wp14:editId="05528E70">
+            <wp:extent cx="4168501" cy="1615580"/>
+            <wp:effectExtent l="0" t="0" r="3810" b="3810"/>
+            <wp:docPr id="1454272591" name="Picture 1"/>
+            <wp:cNvGraphicFramePr>
+              <a:graphicFrameLocks xmlns:a="http://schemas.openxmlformats.org/drawingml/2006/main" noChangeAspect="1"/>
+            </wp:cNvGraphicFramePr>
+            <a:graphic xmlns:a="http://schemas.openxmlformats.org/drawingml/2006/main">
+              <a:graphicData uri="http://schemas.openxmlformats.org/drawingml/2006/picture">
+                <pic:pic xmlns:pic="http://schemas.openxmlformats.org/drawingml/2006/picture">
+                  <pic:nvPicPr>
+                    <pic:cNvPr id="1454272591" name=""/>
+                    <pic:cNvPicPr/>
+                  </pic:nvPicPr>
+                  <pic:blipFill>
+                    <a:blip r:embed="rId25"/>
+                    <a:stretch>
+                      <a:fillRect/>
+                    </a:stretch>
+                  </pic:blipFill>
+                  <pic:spPr>
+                    <a:xfrm>
+                      <a:off x="0" y="0"/>
+                      <a:ext cx="4168501" cy="1615580"/>
+                    </a:xfrm>
+                    <a:prstGeom prst="rect">
+                      <a:avLst/>
+                    </a:prstGeom>
+                  </pic:spPr>
+                </pic:pic>
+              </a:graphicData>
+            </a:graphic>
+          </wp:inline>
+        </w:drawing>
+      </w:r>
+    </w:p>
+    <w:p>
+      <w:pPr>
+        <w:jc w:val="both"/>
+        <w:rPr>
+          <w:sz w:val="44"/>
+          <w:szCs w:val="44"/>
+          <w:u w:val="single"/>
+        </w:rPr>
+      </w:pPr>
+    </w:p>
+    <w:p>
+      <w:pPr>
+        <w:jc w:val="both"/>
+        <w:rPr>
+          <w:sz w:val="28"/>
+          <w:szCs w:val="28"/>
+        </w:rPr>
+      </w:pPr>
+      <w:r>
+        <w:rPr>
+          <w:sz w:val="28"/>
+          <w:szCs w:val="28"/>
+        </w:rPr>
+        <w:t>10_CNN_autoencoder_std_2025</w:t>
+      </w:r>
+    </w:p>
+    <w:p>
+      <w:pPr>
+        <w:jc w:val="both"/>
+        <w:rPr>
+          <w:sz w:val="44"/>
+          <w:szCs w:val="44"/>
+          <w:u w:val="single"/>
+        </w:rPr>
+      </w:pPr>
+      <w:r>
+        <w:rPr>
+          <w:sz w:val="44"/>
+          <w:szCs w:val="44"/>
+          <w:u w:val="single"/>
+        </w:rPr>
+        <w:lastRenderedPageBreak/>
+        <w:drawing>
+          <wp:inline distT="0" distB="0" distL="0" distR="0" wp14:anchorId="5938B3E1" wp14:editId="6F5C1B34">
+            <wp:extent cx="5731510" cy="2184400"/>
+            <wp:effectExtent l="0" t="0" r="2540" b="6350"/>
+            <wp:docPr id="1514310057" name="Picture 1"/>
+            <wp:cNvGraphicFramePr>
+              <a:graphicFrameLocks xmlns:a="http://schemas.openxmlformats.org/drawingml/2006/main" noChangeAspect="1"/>
+            </wp:cNvGraphicFramePr>
+            <a:graphic xmlns:a="http://schemas.openxmlformats.org/drawingml/2006/main">
+              <a:graphicData uri="http://schemas.openxmlformats.org/drawingml/2006/picture">
+                <pic:pic xmlns:pic="http://schemas.openxmlformats.org/drawingml/2006/picture">
+                  <pic:nvPicPr>
+                    <pic:cNvPr id="1514310057" name=""/>
+                    <pic:cNvPicPr/>
+                  </pic:nvPicPr>
+                  <pic:blipFill>
+                    <a:blip r:embed="rId26"/>
+                    <a:stretch>
+                      <a:fillRect/>
+                    </a:stretch>
+                  </pic:blipFill>
+                  <pic:spPr>
+                    <a:xfrm>
+                      <a:off x="0" y="0"/>
+                      <a:ext cx="5731510" cy="2184400"/>
+                    </a:xfrm>
+                    <a:prstGeom prst="rect">
+                      <a:avLst/>
+                    </a:prstGeom>
+                  </pic:spPr>
+                </pic:pic>
+              </a:graphicData>
+            </a:graphic>
+          </wp:inline>
+        </w:drawing>
+      </w:r>
+    </w:p>
+    <w:p>
+      <w:pPr>
+        <w:jc w:val="both"/>
+        <w:rPr>
+          <w:sz w:val="44"/>
+          <w:szCs w:val="44"/>
+          <w:u w:val="single"/>
+        </w:rPr>
+      </w:pPr>
+    </w:p>
+    <w:p>
+      <w:pPr>
+        <w:jc w:val="both"/>
+        <w:rPr>
+          <w:sz w:val="44"/>
+          <w:szCs w:val="44"/>
+          <w:u w:val="single"/>
+        </w:rPr>
+      </w:pPr>
+      <w:r>
+        <w:rPr>
+          <w:sz w:val="44"/>
+          <w:szCs w:val="44"/>
+          <w:u w:val="single"/>
+        </w:rPr>
+        <w:drawing>
+          <wp:inline distT="0" distB="0" distL="0" distR="0" wp14:anchorId="070FD941" wp14:editId="14EA73B8">
+            <wp:extent cx="5731510" cy="1631315"/>
+            <wp:effectExtent l="0" t="0" r="2540" b="6985"/>
+            <wp:docPr id="850081087" name="Picture 1"/>
+            <wp:cNvGraphicFramePr>
+              <a:graphicFrameLocks xmlns:a="http://schemas.openxmlformats.org/drawingml/2006/main" noChangeAspect="1"/>
+            </wp:cNvGraphicFramePr>
+            <a:graphic xmlns:a="http://schemas.openxmlformats.org/drawingml/2006/main">
+              <a:graphicData uri="http://schemas.openxmlformats.org/drawingml/2006/picture">
+                <pic:pic xmlns:pic="http://schemas.openxmlformats.org/drawingml/2006/picture">
+                  <pic:nvPicPr>
+                    <pic:cNvPr id="850081087" name=""/>
+                    <pic:cNvPicPr/>
+                  </pic:nvPicPr>
+                  <pic:blipFill>
+                    <a:blip r:embed="rId27"/>
+                    <a:stretch>
+                      <a:fillRect/>
+                    </a:stretch>
+                  </pic:blipFill>
+                  <pic:spPr>
+                    <a:xfrm>
+                      <a:off x="0" y="0"/>
+                      <a:ext cx="5731510" cy="1631315"/>
+                    </a:xfrm>
+                    <a:prstGeom prst="rect">
+                      <a:avLst/>
+                    </a:prstGeom>
+                  </pic:spPr>
+                </pic:pic>
+              </a:graphicData>
+            </a:graphic>
+          </wp:inline>
+        </w:drawing>
+      </w:r>
+    </w:p>
+    <w:p>
+      <w:pPr>
+        <w:jc w:val="both"/>
+        <w:rPr>
+          <w:sz w:val="44"/>
+          <w:szCs w:val="44"/>
+          <w:u w:val="single"/>
+        </w:rPr>
+      </w:pPr>
+      <w:r>
+        <w:rPr>
+          <w:sz w:val="44"/>
+          <w:szCs w:val="44"/>
+          <w:u w:val="single"/>
+        </w:rPr>
+        <w:drawing>
+          <wp:inline distT="0" distB="0" distL="0" distR="0" wp14:anchorId="0DCEB3AA" wp14:editId="1A49D1E6">
+            <wp:extent cx="5731510" cy="3056255"/>
+            <wp:effectExtent l="0" t="0" r="2540" b="0"/>
+            <wp:docPr id="182964380" name="Picture 1"/>
+            <wp:cNvGraphicFramePr>
+              <a:graphicFrameLocks xmlns:a="http://schemas.openxmlformats.org/drawingml/2006/main" noChangeAspect="1"/>
+            </wp:cNvGraphicFramePr>
+            <a:graphic xmlns:a="http://schemas.openxmlformats.org/drawingml/2006/main">
+              <a:graphicData uri="http://schemas.openxmlformats.org/drawingml/2006/picture">
+                <pic:pic xmlns:pic="http://schemas.openxmlformats.org/drawingml/2006/picture">
+                  <pic:nvPicPr>
+                    <pic:cNvPr id="182964380" name=""/>
+                    <pic:cNvPicPr/>
+                  </pic:nvPicPr>
+                  <pic:blipFill>
+                    <a:blip r:embed="rId28"/>
+                    <a:stretch>
+                      <a:fillRect/>
+                    </a:stretch>
+                  </pic:blipFill>
+                  <pic:spPr>
+                    <a:xfrm>
+                      <a:off x="0" y="0"/>
+                      <a:ext cx="5731510" cy="3056255"/>
+                    </a:xfrm>
+                    <a:prstGeom prst="rect">
+                      <a:avLst/>
+                    </a:prstGeom>
+                  </pic:spPr>
+                </pic:pic>
+              </a:graphicData>
+            </a:graphic>
+          </wp:inline>
+        </w:drawing>
+      </w:r>
+    </w:p>
+    <w:p>
+      <w:pPr>
+        <w:jc w:val="both"/>
+        <w:rPr>
+          <w:sz w:val="44"/>
+          <w:szCs w:val="44"/>
+          <w:u w:val="single"/>
+        </w:rPr>
+      </w:pPr>
+    </w:p>
+    <w:p>
+      <w:pPr>
+        <w:jc w:val="both"/>
+        <w:rPr>
+          <w:sz w:val="44"/>
+          <w:szCs w:val="44"/>
+          <w:u w:val="single"/>
+        </w:rPr>
+      </w:pPr>
+      <w:r>
+        <w:rPr>
+          <w:sz w:val="44"/>
+          <w:szCs w:val="44"/>
+          <w:u w:val="single"/>
+        </w:rPr>
+        <w:lastRenderedPageBreak/>
+        <w:drawing>
+          <wp:inline distT="0" distB="0" distL="0" distR="0" wp14:anchorId="5D3259D8" wp14:editId="2CE1FD4E">
+            <wp:extent cx="5731510" cy="3757930"/>
+            <wp:effectExtent l="0" t="0" r="2540" b="0"/>
+            <wp:docPr id="1977886804" name="Picture 1"/>
+            <wp:cNvGraphicFramePr>
+              <a:graphicFrameLocks xmlns:a="http://schemas.openxmlformats.org/drawingml/2006/main" noChangeAspect="1"/>
+            </wp:cNvGraphicFramePr>
+            <a:graphic xmlns:a="http://schemas.openxmlformats.org/drawingml/2006/main">
+              <a:graphicData uri="http://schemas.openxmlformats.org/drawingml/2006/picture">
+                <pic:pic xmlns:pic="http://schemas.openxmlformats.org/drawingml/2006/picture">
+                  <pic:nvPicPr>
+                    <pic:cNvPr id="1977886804" name=""/>
+                    <pic:cNvPicPr/>
+                  </pic:nvPicPr>
+                  <pic:blipFill>
+                    <a:blip r:embed="rId29"/>
+                    <a:stretch>
+                      <a:fillRect/>
+                    </a:stretch>
+                  </pic:blipFill>
+                  <pic:spPr>
+                    <a:xfrm>
+                      <a:off x="0" y="0"/>
+                      <a:ext cx="5731510" cy="3757930"/>
+                    </a:xfrm>
+                    <a:prstGeom prst="rect">
+                      <a:avLst/>
+                    </a:prstGeom>
+                  </pic:spPr>
+                </pic:pic>
+              </a:graphicData>
+            </a:graphic>
+          </wp:inline>
+        </w:drawing>
+      </w:r>
     </w:p>
     <w:p>
       <w:pPr>
@@ -1706,6 +2150,7 @@
         <w:t>Lab 12</w:t>
       </w:r>
     </w:p>
+    <w:p/>
     <w:sectPr>
       <w:pgSz w:w="11906" w:h="16838"/>
       <w:pgMar w:top="1440" w:right="1440" w:bottom="1440" w:left="1440" w:header="708" w:footer="708" w:gutter="0"/>
@@ -2120,7 +2565,6 @@
   <w:style w:type="character" w:default="1" w:styleId="DefaultParagraphFont">
     <w:name w:val="Default Paragraph Font"/>
     <w:uiPriority w:val="1"/>
-    <w:semiHidden/>
     <w:unhideWhenUsed/>
   </w:style>
   <w:style w:type="table" w:default="1" w:styleId="TableNormal">

--- a/LABlogbook.docx
+++ b/LABlogbook.docx
@@ -56,6 +56,7 @@
       </w:pPr>
       <w:r>
         <w:rPr>
+          <w:noProof/>
           <w:sz w:val="44"/>
           <w:szCs w:val="44"/>
           <w:u w:val="single"/>
@@ -452,11 +453,10 @@
           <w:szCs w:val="44"/>
           <w:u w:val="single"/>
         </w:rPr>
-        <w:lastRenderedPageBreak/>
         <w:drawing>
-          <wp:inline distT="0" distB="0" distL="0" distR="0" wp14:anchorId="64BEC3BE" wp14:editId="05683ACD">
-            <wp:extent cx="5731510" cy="3613785"/>
-            <wp:effectExtent l="0" t="0" r="2540" b="5715"/>
+          <wp:inline distT="0" distB="0" distL="0" distR="0" wp14:anchorId="64BEC3BE" wp14:editId="4DB647D2">
+            <wp:extent cx="5219700" cy="3291082"/>
+            <wp:effectExtent l="0" t="0" r="0" b="5080"/>
             <wp:docPr id="515590906" name="Picture 1"/>
             <wp:cNvGraphicFramePr>
               <a:graphicFrameLocks xmlns:a="http://schemas.openxmlformats.org/drawingml/2006/main" noChangeAspect="1"/>
@@ -477,7 +477,7 @@
                   <pic:spPr>
                     <a:xfrm>
                       <a:off x="0" y="0"/>
-                      <a:ext cx="5731510" cy="3613785"/>
+                      <a:ext cx="5225974" cy="3295038"/>
                     </a:xfrm>
                     <a:prstGeom prst="rect">
                       <a:avLst/>
@@ -499,32 +499,13 @@
           <w:u w:val="single"/>
         </w:rPr>
       </w:pPr>
-    </w:p>
-    <w:p>
-      <w:pPr>
-        <w:jc w:val="both"/>
-        <w:rPr>
-          <w:sz w:val="44"/>
-          <w:szCs w:val="44"/>
-          <w:u w:val="single"/>
-        </w:rPr>
-      </w:pPr>
-    </w:p>
-    <w:p>
-      <w:pPr>
-        <w:jc w:val="both"/>
-        <w:rPr>
-          <w:sz w:val="44"/>
-          <w:szCs w:val="44"/>
-          <w:u w:val="single"/>
-        </w:rPr>
-      </w:pPr>
-      <w:r>
-        <w:rPr>
-          <w:sz w:val="44"/>
-          <w:szCs w:val="44"/>
-          <w:u w:val="single"/>
-        </w:rPr>
+      <w:r>
+        <w:rPr>
+          <w:sz w:val="44"/>
+          <w:szCs w:val="44"/>
+          <w:u w:val="single"/>
+        </w:rPr>
+        <w:lastRenderedPageBreak/>
         <w:t>Lab 5</w:t>
       </w:r>
     </w:p>
@@ -539,14 +520,15 @@
       </w:pPr>
       <w:r>
         <w:rPr>
+          <w:noProof/>
           <w:sz w:val="44"/>
           <w:szCs w:val="44"/>
           <w:u w:val="single"/>
         </w:rPr>
         <w:drawing>
-          <wp:inline distT="0" distB="0" distL="0" distR="0" wp14:anchorId="0AA477BC" wp14:editId="62920FAE">
-            <wp:extent cx="4618120" cy="2476715"/>
-            <wp:effectExtent l="0" t="0" r="0" b="0"/>
+          <wp:inline distT="0" distB="0" distL="0" distR="0" wp14:anchorId="0AA477BC" wp14:editId="38199443">
+            <wp:extent cx="4290060" cy="2300775"/>
+            <wp:effectExtent l="0" t="0" r="0" b="4445"/>
             <wp:docPr id="2142134080" name="Picture 1"/>
             <wp:cNvGraphicFramePr>
               <a:graphicFrameLocks xmlns:a="http://schemas.openxmlformats.org/drawingml/2006/main" noChangeAspect="1"/>
@@ -567,7 +549,7 @@
                   <pic:spPr>
                     <a:xfrm>
                       <a:off x="0" y="0"/>
-                      <a:ext cx="4618120" cy="2476715"/>
+                      <a:ext cx="4298513" cy="2305308"/>
                     </a:xfrm>
                     <a:prstGeom prst="rect">
                       <a:avLst/>
@@ -591,15 +573,15 @@
       </w:pPr>
       <w:r>
         <w:rPr>
-          <w:sz w:val="44"/>
-          <w:szCs w:val="44"/>
-          <w:u w:val="single"/>
-        </w:rPr>
-        <w:lastRenderedPageBreak/>
+          <w:noProof/>
+          <w:sz w:val="44"/>
+          <w:szCs w:val="44"/>
+          <w:u w:val="single"/>
+        </w:rPr>
         <w:drawing>
-          <wp:inline distT="0" distB="0" distL="0" distR="0" wp14:anchorId="187082BF" wp14:editId="2F548885">
-            <wp:extent cx="4366638" cy="2796782"/>
-            <wp:effectExtent l="0" t="0" r="0" b="3810"/>
+          <wp:inline distT="0" distB="0" distL="0" distR="0" wp14:anchorId="187082BF" wp14:editId="13EF7C23">
+            <wp:extent cx="4038600" cy="2586677"/>
+            <wp:effectExtent l="0" t="0" r="0" b="4445"/>
             <wp:docPr id="316689219" name="Picture 1"/>
             <wp:cNvGraphicFramePr>
               <a:graphicFrameLocks xmlns:a="http://schemas.openxmlformats.org/drawingml/2006/main" noChangeAspect="1"/>
@@ -620,7 +602,7 @@
                   <pic:spPr>
                     <a:xfrm>
                       <a:off x="0" y="0"/>
-                      <a:ext cx="4366638" cy="2796782"/>
+                      <a:ext cx="4042896" cy="2589428"/>
                     </a:xfrm>
                     <a:prstGeom prst="rect">
                       <a:avLst/>
@@ -634,14 +616,15 @@
       </w:r>
       <w:r>
         <w:rPr>
+          <w:noProof/>
           <w:sz w:val="44"/>
           <w:szCs w:val="44"/>
           <w:u w:val="single"/>
         </w:rPr>
         <w:drawing>
-          <wp:inline distT="0" distB="0" distL="0" distR="0" wp14:anchorId="59061375" wp14:editId="592551BC">
-            <wp:extent cx="4724809" cy="2720576"/>
-            <wp:effectExtent l="0" t="0" r="0" b="3810"/>
+          <wp:inline distT="0" distB="0" distL="0" distR="0" wp14:anchorId="59061375" wp14:editId="77E073E7">
+            <wp:extent cx="4541520" cy="2615037"/>
+            <wp:effectExtent l="0" t="0" r="0" b="0"/>
             <wp:docPr id="630946466" name="Picture 1"/>
             <wp:cNvGraphicFramePr>
               <a:graphicFrameLocks xmlns:a="http://schemas.openxmlformats.org/drawingml/2006/main" noChangeAspect="1"/>
@@ -662,7 +645,7 @@
                   <pic:spPr>
                     <a:xfrm>
                       <a:off x="0" y="0"/>
-                      <a:ext cx="4724809" cy="2720576"/>
+                      <a:ext cx="4543658" cy="2616268"/>
                     </a:xfrm>
                     <a:prstGeom prst="rect">
                       <a:avLst/>
@@ -714,22 +697,13 @@
           <w:u w:val="single"/>
         </w:rPr>
       </w:pPr>
-    </w:p>
-    <w:p>
-      <w:pPr>
-        <w:jc w:val="both"/>
-        <w:rPr>
-          <w:sz w:val="44"/>
-          <w:szCs w:val="44"/>
-          <w:u w:val="single"/>
-        </w:rPr>
-      </w:pPr>
-      <w:r>
-        <w:rPr>
-          <w:sz w:val="44"/>
-          <w:szCs w:val="44"/>
-          <w:u w:val="single"/>
-        </w:rPr>
+      <w:r>
+        <w:rPr>
+          <w:sz w:val="44"/>
+          <w:szCs w:val="44"/>
+          <w:u w:val="single"/>
+        </w:rPr>
+        <w:lastRenderedPageBreak/>
         <w:t>Lab 6</w:t>
       </w:r>
     </w:p>
@@ -744,11 +718,11 @@
       </w:pPr>
       <w:r>
         <w:rPr>
-          <w:sz w:val="44"/>
-          <w:szCs w:val="44"/>
-          <w:u w:val="single"/>
-        </w:rPr>
-        <w:lastRenderedPageBreak/>
+          <w:noProof/>
+          <w:sz w:val="44"/>
+          <w:szCs w:val="44"/>
+          <w:u w:val="single"/>
+        </w:rPr>
         <w:drawing>
           <wp:inline distT="0" distB="0" distL="0" distR="0" wp14:anchorId="07BD7829" wp14:editId="0AB76EBA">
             <wp:extent cx="5731510" cy="1761490"/>
@@ -807,6 +781,7 @@
       </w:pPr>
       <w:r>
         <w:rPr>
+          <w:noProof/>
           <w:sz w:val="44"/>
           <w:szCs w:val="44"/>
           <w:u w:val="single"/>
@@ -869,6 +844,7 @@
       </w:pPr>
       <w:r>
         <w:rPr>
+          <w:noProof/>
           <w:sz w:val="44"/>
           <w:szCs w:val="44"/>
           <w:u w:val="single"/>
@@ -930,33 +906,61 @@
       <w:pPr>
         <w:jc w:val="both"/>
         <w:rPr>
-          <w:sz w:val="44"/>
-          <w:szCs w:val="44"/>
-          <w:u w:val="single"/>
-        </w:rPr>
-      </w:pPr>
-      <w:r>
-        <w:rPr>
-          <w:sz w:val="44"/>
-          <w:szCs w:val="44"/>
-          <w:u w:val="single"/>
-        </w:rPr>
-        <w:t>Lab 7</w:t>
-      </w:r>
-    </w:p>
-    <w:p>
-      <w:pPr>
-        <w:jc w:val="both"/>
-        <w:rPr>
           <w:sz w:val="24"/>
           <w:szCs w:val="24"/>
         </w:rPr>
       </w:pPr>
-      <w:r>
+    </w:p>
+    <w:p>
+      <w:pPr>
+        <w:jc w:val="both"/>
         <w:rPr>
           <w:sz w:val="24"/>
           <w:szCs w:val="24"/>
         </w:rPr>
+      </w:pPr>
+    </w:p>
+    <w:p>
+      <w:pPr>
+        <w:jc w:val="both"/>
+        <w:rPr>
+          <w:sz w:val="24"/>
+          <w:szCs w:val="24"/>
+        </w:rPr>
+      </w:pPr>
+    </w:p>
+    <w:p>
+      <w:pPr>
+        <w:jc w:val="both"/>
+        <w:rPr>
+          <w:sz w:val="44"/>
+          <w:szCs w:val="44"/>
+          <w:u w:val="single"/>
+        </w:rPr>
+      </w:pPr>
+      <w:r>
+        <w:rPr>
+          <w:sz w:val="44"/>
+          <w:szCs w:val="44"/>
+          <w:u w:val="single"/>
+        </w:rPr>
+        <w:lastRenderedPageBreak/>
+        <w:t>Lab 7</w:t>
+      </w:r>
+    </w:p>
+    <w:p>
+      <w:pPr>
+        <w:jc w:val="both"/>
+        <w:rPr>
+          <w:sz w:val="24"/>
+          <w:szCs w:val="24"/>
+        </w:rPr>
+      </w:pPr>
+      <w:r>
+        <w:rPr>
+          <w:sz w:val="24"/>
+          <w:szCs w:val="24"/>
+        </w:rPr>
         <w:t>1. Plot graphs for Accuracy and Loss Function for VGG16</w:t>
       </w:r>
     </w:p>
@@ -976,7 +980,6 @@
           <w:szCs w:val="44"/>
           <w:u w:val="single"/>
         </w:rPr>
-        <w:lastRenderedPageBreak/>
         <w:drawing>
           <wp:inline distT="0" distB="0" distL="0" distR="0" wp14:anchorId="467D0103" wp14:editId="449CAE20">
             <wp:extent cx="5731510" cy="2258695"/>
@@ -1172,6 +1175,7 @@
           <w:sz w:val="28"/>
           <w:szCs w:val="28"/>
         </w:rPr>
+        <w:lastRenderedPageBreak/>
         <w:t>By observing the VGG16 plots, a reasonable optimal epoch count appears to be around **Epoch 25-30**, as the validation accuracy plateaus and the validation loss starts to level off or slightly increase after this point.</w:t>
       </w:r>
     </w:p>
@@ -1189,15 +1193,30 @@
           <w:sz w:val="24"/>
           <w:szCs w:val="24"/>
         </w:rPr>
-        <w:lastRenderedPageBreak/>
-        <w:t>3. Add the final Performance Table</w:t>
-      </w:r>
+        <w:t xml:space="preserve">3. Add the final Performance </w:t>
+      </w:r>
+      <w:proofErr w:type="gramStart"/>
       <w:r>
         <w:rPr>
           <w:sz w:val="24"/>
           <w:szCs w:val="24"/>
         </w:rPr>
-        <w:t xml:space="preserve">  and </w:t>
+        <w:t>Table</w:t>
+      </w:r>
+      <w:r>
+        <w:rPr>
+          <w:sz w:val="24"/>
+          <w:szCs w:val="24"/>
+        </w:rPr>
+        <w:t xml:space="preserve">  and</w:t>
+      </w:r>
+      <w:proofErr w:type="gramEnd"/>
+      <w:r>
+        <w:rPr>
+          <w:sz w:val="24"/>
+          <w:szCs w:val="24"/>
+        </w:rPr>
+        <w:t xml:space="preserve"> </w:t>
       </w:r>
       <w:r>
         <w:rPr>
@@ -1339,26 +1358,6 @@
           <w:u w:val="single"/>
         </w:rPr>
       </w:pPr>
-    </w:p>
-    <w:p>
-      <w:pPr>
-        <w:jc w:val="both"/>
-        <w:rPr>
-          <w:sz w:val="44"/>
-          <w:szCs w:val="44"/>
-          <w:u w:val="single"/>
-        </w:rPr>
-      </w:pPr>
-    </w:p>
-    <w:p>
-      <w:pPr>
-        <w:jc w:val="both"/>
-        <w:rPr>
-          <w:sz w:val="44"/>
-          <w:szCs w:val="44"/>
-          <w:u w:val="single"/>
-        </w:rPr>
-      </w:pPr>
       <w:r>
         <w:rPr>
           <w:sz w:val="44"/>
@@ -1380,6 +1379,7 @@
       </w:pPr>
       <w:r>
         <w:rPr>
+          <w:noProof/>
           <w:sz w:val="44"/>
           <w:szCs w:val="44"/>
           <w:u w:val="single"/>
@@ -1432,6 +1432,7 @@
       </w:pPr>
       <w:r>
         <w:rPr>
+          <w:noProof/>
           <w:sz w:val="44"/>
           <w:szCs w:val="44"/>
           <w:u w:val="single"/>
@@ -1484,6 +1485,7 @@
       </w:pPr>
       <w:r>
         <w:rPr>
+          <w:noProof/>
           <w:sz w:val="44"/>
           <w:szCs w:val="44"/>
           <w:u w:val="single"/>
@@ -1555,6 +1557,7 @@
       </w:pPr>
       <w:r>
         <w:rPr>
+          <w:noProof/>
           <w:sz w:val="44"/>
           <w:szCs w:val="44"/>
           <w:u w:val="single"/>
@@ -1617,6 +1620,7 @@
       </w:pPr>
       <w:r>
         <w:rPr>
+          <w:noProof/>
           <w:sz w:val="44"/>
           <w:szCs w:val="44"/>
           <w:u w:val="single"/>
@@ -1704,6 +1708,7 @@
       </w:pPr>
       <w:r>
         <w:rPr>
+          <w:noProof/>
           <w:sz w:val="44"/>
           <w:szCs w:val="44"/>
           <w:u w:val="single"/>
@@ -1756,6 +1761,7 @@
       </w:pPr>
       <w:r>
         <w:rPr>
+          <w:noProof/>
           <w:sz w:val="44"/>
           <w:szCs w:val="44"/>
           <w:u w:val="single"/>
@@ -1808,6 +1814,7 @@
       </w:pPr>
       <w:r>
         <w:rPr>
+          <w:noProof/>
           <w:sz w:val="44"/>
           <w:szCs w:val="44"/>
           <w:u w:val="single"/>
@@ -1886,6 +1893,7 @@
       </w:pPr>
       <w:r>
         <w:rPr>
+          <w:noProof/>
           <w:sz w:val="44"/>
           <w:szCs w:val="44"/>
           <w:u w:val="single"/>
@@ -1949,6 +1957,7 @@
       </w:pPr>
       <w:r>
         <w:rPr>
+          <w:noProof/>
           <w:sz w:val="44"/>
           <w:szCs w:val="44"/>
           <w:u w:val="single"/>
@@ -2001,6 +2010,7 @@
       </w:pPr>
       <w:r>
         <w:rPr>
+          <w:noProof/>
           <w:sz w:val="44"/>
           <w:szCs w:val="44"/>
           <w:u w:val="single"/>
@@ -2063,6 +2073,7 @@
       </w:pPr>
       <w:r>
         <w:rPr>
+          <w:noProof/>
           <w:sz w:val="44"/>
           <w:szCs w:val="44"/>
           <w:u w:val="single"/>
@@ -2565,6 +2576,7 @@
   <w:style w:type="character" w:default="1" w:styleId="DefaultParagraphFont">
     <w:name w:val="Default Paragraph Font"/>
     <w:uiPriority w:val="1"/>
+    <w:semiHidden/>
     <w:unhideWhenUsed/>
   </w:style>
   <w:style w:type="table" w:default="1" w:styleId="TableNormal">

--- a/LABlogbook.docx
+++ b/LABlogbook.docx
@@ -2142,6 +2142,47 @@
           <w:szCs w:val="44"/>
         </w:rPr>
       </w:pPr>
+      <w:r>
+        <w:rPr>
+          <w:sz w:val="44"/>
+          <w:szCs w:val="44"/>
+        </w:rPr>
+        <w:drawing>
+          <wp:inline distT="0" distB="0" distL="0" distR="0" wp14:anchorId="58D7412F" wp14:editId="44F12385">
+            <wp:extent cx="5731510" cy="3613785"/>
+            <wp:effectExtent l="0" t="0" r="2540" b="5715"/>
+            <wp:docPr id="1114986513" name="Picture 1"/>
+            <wp:cNvGraphicFramePr>
+              <a:graphicFrameLocks xmlns:a="http://schemas.openxmlformats.org/drawingml/2006/main" noChangeAspect="1"/>
+            </wp:cNvGraphicFramePr>
+            <a:graphic xmlns:a="http://schemas.openxmlformats.org/drawingml/2006/main">
+              <a:graphicData uri="http://schemas.openxmlformats.org/drawingml/2006/picture">
+                <pic:pic xmlns:pic="http://schemas.openxmlformats.org/drawingml/2006/picture">
+                  <pic:nvPicPr>
+                    <pic:cNvPr id="1114986513" name=""/>
+                    <pic:cNvPicPr/>
+                  </pic:nvPicPr>
+                  <pic:blipFill>
+                    <a:blip r:embed="rId30"/>
+                    <a:stretch>
+                      <a:fillRect/>
+                    </a:stretch>
+                  </pic:blipFill>
+                  <pic:spPr>
+                    <a:xfrm>
+                      <a:off x="0" y="0"/>
+                      <a:ext cx="5731510" cy="3613785"/>
+                    </a:xfrm>
+                    <a:prstGeom prst="rect">
+                      <a:avLst/>
+                    </a:prstGeom>
+                  </pic:spPr>
+                </pic:pic>
+              </a:graphicData>
+            </a:graphic>
+          </wp:inline>
+        </w:drawing>
+      </w:r>
     </w:p>
     <w:p>
       <w:pPr>

--- a/LABlogbook.docx
+++ b/LABlogbook.docx
@@ -1193,30 +1193,14 @@
           <w:sz w:val="24"/>
           <w:szCs w:val="24"/>
         </w:rPr>
-        <w:t xml:space="preserve">3. Add the final Performance </w:t>
-      </w:r>
-      <w:proofErr w:type="gramStart"/>
+        <w:t>3. Add the final Performance Table</w:t>
+      </w:r>
       <w:r>
         <w:rPr>
           <w:sz w:val="24"/>
           <w:szCs w:val="24"/>
         </w:rPr>
-        <w:t>Table</w:t>
-      </w:r>
-      <w:r>
-        <w:rPr>
-          <w:sz w:val="24"/>
-          <w:szCs w:val="24"/>
-        </w:rPr>
-        <w:t xml:space="preserve">  and</w:t>
-      </w:r>
-      <w:proofErr w:type="gramEnd"/>
-      <w:r>
-        <w:rPr>
-          <w:sz w:val="24"/>
-          <w:szCs w:val="24"/>
-        </w:rPr>
-        <w:t xml:space="preserve"> </w:t>
+        <w:t xml:space="preserve">  and </w:t>
       </w:r>
       <w:r>
         <w:rPr>
@@ -2148,10 +2132,10 @@
           <w:szCs w:val="44"/>
         </w:rPr>
         <w:drawing>
-          <wp:inline distT="0" distB="0" distL="0" distR="0" wp14:anchorId="58D7412F" wp14:editId="44F12385">
-            <wp:extent cx="5731510" cy="3613785"/>
-            <wp:effectExtent l="0" t="0" r="2540" b="5715"/>
-            <wp:docPr id="1114986513" name="Picture 1"/>
+          <wp:inline distT="0" distB="0" distL="0" distR="0" wp14:anchorId="271BB561" wp14:editId="6D0A062E">
+            <wp:extent cx="4930567" cy="4038950"/>
+            <wp:effectExtent l="0" t="0" r="3810" b="0"/>
+            <wp:docPr id="1858756105" name="Picture 1"/>
             <wp:cNvGraphicFramePr>
               <a:graphicFrameLocks xmlns:a="http://schemas.openxmlformats.org/drawingml/2006/main" noChangeAspect="1"/>
             </wp:cNvGraphicFramePr>
@@ -2159,7 +2143,7 @@
               <a:graphicData uri="http://schemas.openxmlformats.org/drawingml/2006/picture">
                 <pic:pic xmlns:pic="http://schemas.openxmlformats.org/drawingml/2006/picture">
                   <pic:nvPicPr>
-                    <pic:cNvPr id="1114986513" name=""/>
+                    <pic:cNvPr id="1858756105" name=""/>
                     <pic:cNvPicPr/>
                   </pic:nvPicPr>
                   <pic:blipFill>
@@ -2171,7 +2155,7 @@
                   <pic:spPr>
                     <a:xfrm>
                       <a:off x="0" y="0"/>
-                      <a:ext cx="5731510" cy="3613785"/>
+                      <a:ext cx="4930567" cy="4038950"/>
                     </a:xfrm>
                     <a:prstGeom prst="rect">
                       <a:avLst/>
@@ -2199,6 +2183,7 @@
           <w:szCs w:val="44"/>
           <w:u w:val="single"/>
         </w:rPr>
+        <w:lastRenderedPageBreak/>
         <w:t>Lab 12</w:t>
       </w:r>
     </w:p>

--- a/LABlogbook.docx
+++ b/LABlogbook.docx
@@ -2128,6 +2128,7 @@
       </w:pPr>
       <w:r>
         <w:rPr>
+          <w:noProof/>
           <w:sz w:val="44"/>
           <w:szCs w:val="44"/>
         </w:rPr>
@@ -2187,7 +2188,243 @@
         <w:t>Lab 12</w:t>
       </w:r>
     </w:p>
+    <w:p>
+      <w:r>
+        <w:drawing>
+          <wp:inline distT="0" distB="0" distL="0" distR="0" wp14:anchorId="3A10CF1B" wp14:editId="78E88CBB">
+            <wp:extent cx="5731510" cy="3188335"/>
+            <wp:effectExtent l="0" t="0" r="2540" b="0"/>
+            <wp:docPr id="700216370" name="Picture 1"/>
+            <wp:cNvGraphicFramePr>
+              <a:graphicFrameLocks xmlns:a="http://schemas.openxmlformats.org/drawingml/2006/main" noChangeAspect="1"/>
+            </wp:cNvGraphicFramePr>
+            <a:graphic xmlns:a="http://schemas.openxmlformats.org/drawingml/2006/main">
+              <a:graphicData uri="http://schemas.openxmlformats.org/drawingml/2006/picture">
+                <pic:pic xmlns:pic="http://schemas.openxmlformats.org/drawingml/2006/picture">
+                  <pic:nvPicPr>
+                    <pic:cNvPr id="700216370" name=""/>
+                    <pic:cNvPicPr/>
+                  </pic:nvPicPr>
+                  <pic:blipFill>
+                    <a:blip r:embed="rId31"/>
+                    <a:stretch>
+                      <a:fillRect/>
+                    </a:stretch>
+                  </pic:blipFill>
+                  <pic:spPr>
+                    <a:xfrm>
+                      <a:off x="0" y="0"/>
+                      <a:ext cx="5731510" cy="3188335"/>
+                    </a:xfrm>
+                    <a:prstGeom prst="rect">
+                      <a:avLst/>
+                    </a:prstGeom>
+                  </pic:spPr>
+                </pic:pic>
+              </a:graphicData>
+            </a:graphic>
+          </wp:inline>
+        </w:drawing>
+      </w:r>
+    </w:p>
+    <w:p>
+      <w:r>
+        <w:drawing>
+          <wp:inline distT="0" distB="0" distL="0" distR="0" wp14:anchorId="3143A669" wp14:editId="04505016">
+            <wp:extent cx="5731510" cy="1621155"/>
+            <wp:effectExtent l="0" t="0" r="2540" b="0"/>
+            <wp:docPr id="1012012879" name="Picture 1"/>
+            <wp:cNvGraphicFramePr>
+              <a:graphicFrameLocks xmlns:a="http://schemas.openxmlformats.org/drawingml/2006/main" noChangeAspect="1"/>
+            </wp:cNvGraphicFramePr>
+            <a:graphic xmlns:a="http://schemas.openxmlformats.org/drawingml/2006/main">
+              <a:graphicData uri="http://schemas.openxmlformats.org/drawingml/2006/picture">
+                <pic:pic xmlns:pic="http://schemas.openxmlformats.org/drawingml/2006/picture">
+                  <pic:nvPicPr>
+                    <pic:cNvPr id="1012012879" name=""/>
+                    <pic:cNvPicPr/>
+                  </pic:nvPicPr>
+                  <pic:blipFill>
+                    <a:blip r:embed="rId32"/>
+                    <a:stretch>
+                      <a:fillRect/>
+                    </a:stretch>
+                  </pic:blipFill>
+                  <pic:spPr>
+                    <a:xfrm>
+                      <a:off x="0" y="0"/>
+                      <a:ext cx="5731510" cy="1621155"/>
+                    </a:xfrm>
+                    <a:prstGeom prst="rect">
+                      <a:avLst/>
+                    </a:prstGeom>
+                  </pic:spPr>
+                </pic:pic>
+              </a:graphicData>
+            </a:graphic>
+          </wp:inline>
+        </w:drawing>
+      </w:r>
+    </w:p>
+    <w:p>
+      <w:r>
+        <w:lastRenderedPageBreak/>
+        <w:drawing>
+          <wp:inline distT="0" distB="0" distL="0" distR="0" wp14:anchorId="12AF0BEB" wp14:editId="683078A4">
+            <wp:extent cx="5731510" cy="3860165"/>
+            <wp:effectExtent l="0" t="0" r="2540" b="6985"/>
+            <wp:docPr id="338495047" name="Picture 1"/>
+            <wp:cNvGraphicFramePr>
+              <a:graphicFrameLocks xmlns:a="http://schemas.openxmlformats.org/drawingml/2006/main" noChangeAspect="1"/>
+            </wp:cNvGraphicFramePr>
+            <a:graphic xmlns:a="http://schemas.openxmlformats.org/drawingml/2006/main">
+              <a:graphicData uri="http://schemas.openxmlformats.org/drawingml/2006/picture">
+                <pic:pic xmlns:pic="http://schemas.openxmlformats.org/drawingml/2006/picture">
+                  <pic:nvPicPr>
+                    <pic:cNvPr id="338495047" name=""/>
+                    <pic:cNvPicPr/>
+                  </pic:nvPicPr>
+                  <pic:blipFill>
+                    <a:blip r:embed="rId33"/>
+                    <a:stretch>
+                      <a:fillRect/>
+                    </a:stretch>
+                  </pic:blipFill>
+                  <pic:spPr>
+                    <a:xfrm>
+                      <a:off x="0" y="0"/>
+                      <a:ext cx="5731510" cy="3860165"/>
+                    </a:xfrm>
+                    <a:prstGeom prst="rect">
+                      <a:avLst/>
+                    </a:prstGeom>
+                  </pic:spPr>
+                </pic:pic>
+              </a:graphicData>
+            </a:graphic>
+          </wp:inline>
+        </w:drawing>
+      </w:r>
+    </w:p>
+    <w:p>
+      <w:r>
+        <w:drawing>
+          <wp:inline distT="0" distB="0" distL="0" distR="0" wp14:anchorId="220BFAFA" wp14:editId="6043E6B2">
+            <wp:extent cx="5731510" cy="2242185"/>
+            <wp:effectExtent l="0" t="0" r="2540" b="5715"/>
+            <wp:docPr id="295628675" name="Picture 1"/>
+            <wp:cNvGraphicFramePr>
+              <a:graphicFrameLocks xmlns:a="http://schemas.openxmlformats.org/drawingml/2006/main" noChangeAspect="1"/>
+            </wp:cNvGraphicFramePr>
+            <a:graphic xmlns:a="http://schemas.openxmlformats.org/drawingml/2006/main">
+              <a:graphicData uri="http://schemas.openxmlformats.org/drawingml/2006/picture">
+                <pic:pic xmlns:pic="http://schemas.openxmlformats.org/drawingml/2006/picture">
+                  <pic:nvPicPr>
+                    <pic:cNvPr id="295628675" name=""/>
+                    <pic:cNvPicPr/>
+                  </pic:nvPicPr>
+                  <pic:blipFill>
+                    <a:blip r:embed="rId34"/>
+                    <a:stretch>
+                      <a:fillRect/>
+                    </a:stretch>
+                  </pic:blipFill>
+                  <pic:spPr>
+                    <a:xfrm>
+                      <a:off x="0" y="0"/>
+                      <a:ext cx="5731510" cy="2242185"/>
+                    </a:xfrm>
+                    <a:prstGeom prst="rect">
+                      <a:avLst/>
+                    </a:prstGeom>
+                  </pic:spPr>
+                </pic:pic>
+              </a:graphicData>
+            </a:graphic>
+          </wp:inline>
+        </w:drawing>
+      </w:r>
+    </w:p>
+    <w:p>
+      <w:r>
+        <w:lastRenderedPageBreak/>
+        <w:drawing>
+          <wp:inline distT="0" distB="0" distL="0" distR="0" wp14:anchorId="2BC244C5" wp14:editId="56D5137B">
+            <wp:extent cx="5197290" cy="4938188"/>
+            <wp:effectExtent l="0" t="0" r="3810" b="0"/>
+            <wp:docPr id="1479759521" name="Picture 1"/>
+            <wp:cNvGraphicFramePr>
+              <a:graphicFrameLocks xmlns:a="http://schemas.openxmlformats.org/drawingml/2006/main" noChangeAspect="1"/>
+            </wp:cNvGraphicFramePr>
+            <a:graphic xmlns:a="http://schemas.openxmlformats.org/drawingml/2006/main">
+              <a:graphicData uri="http://schemas.openxmlformats.org/drawingml/2006/picture">
+                <pic:pic xmlns:pic="http://schemas.openxmlformats.org/drawingml/2006/picture">
+                  <pic:nvPicPr>
+                    <pic:cNvPr id="1479759521" name=""/>
+                    <pic:cNvPicPr/>
+                  </pic:nvPicPr>
+                  <pic:blipFill>
+                    <a:blip r:embed="rId35"/>
+                    <a:stretch>
+                      <a:fillRect/>
+                    </a:stretch>
+                  </pic:blipFill>
+                  <pic:spPr>
+                    <a:xfrm>
+                      <a:off x="0" y="0"/>
+                      <a:ext cx="5197290" cy="4938188"/>
+                    </a:xfrm>
+                    <a:prstGeom prst="rect">
+                      <a:avLst/>
+                    </a:prstGeom>
+                  </pic:spPr>
+                </pic:pic>
+              </a:graphicData>
+            </a:graphic>
+          </wp:inline>
+        </w:drawing>
+      </w:r>
+    </w:p>
     <w:p/>
+    <w:p>
+      <w:r>
+        <w:drawing>
+          <wp:inline distT="0" distB="0" distL="0" distR="0" wp14:anchorId="680618AB" wp14:editId="2978D6F2">
+            <wp:extent cx="5731510" cy="2674620"/>
+            <wp:effectExtent l="0" t="0" r="2540" b="0"/>
+            <wp:docPr id="712626848" name="Picture 1"/>
+            <wp:cNvGraphicFramePr>
+              <a:graphicFrameLocks xmlns:a="http://schemas.openxmlformats.org/drawingml/2006/main" noChangeAspect="1"/>
+            </wp:cNvGraphicFramePr>
+            <a:graphic xmlns:a="http://schemas.openxmlformats.org/drawingml/2006/main">
+              <a:graphicData uri="http://schemas.openxmlformats.org/drawingml/2006/picture">
+                <pic:pic xmlns:pic="http://schemas.openxmlformats.org/drawingml/2006/picture">
+                  <pic:nvPicPr>
+                    <pic:cNvPr id="712626848" name=""/>
+                    <pic:cNvPicPr/>
+                  </pic:nvPicPr>
+                  <pic:blipFill>
+                    <a:blip r:embed="rId36"/>
+                    <a:stretch>
+                      <a:fillRect/>
+                    </a:stretch>
+                  </pic:blipFill>
+                  <pic:spPr>
+                    <a:xfrm>
+                      <a:off x="0" y="0"/>
+                      <a:ext cx="5731510" cy="2674620"/>
+                    </a:xfrm>
+                    <a:prstGeom prst="rect">
+                      <a:avLst/>
+                    </a:prstGeom>
+                  </pic:spPr>
+                </pic:pic>
+              </a:graphicData>
+            </a:graphic>
+          </wp:inline>
+        </w:drawing>
+      </w:r>
+    </w:p>
     <w:sectPr>
       <w:pgSz w:w="11906" w:h="16838"/>
       <w:pgMar w:top="1440" w:right="1440" w:bottom="1440" w:left="1440" w:header="708" w:footer="708" w:gutter="0"/>

--- a/LABlogbook.docx
+++ b/LABlogbook.docx
@@ -26,6 +26,13 @@
           <w:szCs w:val="44"/>
         </w:rPr>
       </w:pPr>
+      <w:r>
+        <w:rPr>
+          <w:sz w:val="44"/>
+          <w:szCs w:val="44"/>
+        </w:rPr>
+        <w:t>SID 2520175</w:t>
+      </w:r>
     </w:p>
     <w:p>
       <w:pPr>
@@ -2190,6 +2197,9 @@
     </w:p>
     <w:p>
       <w:r>
+        <w:rPr>
+          <w:noProof/>
+        </w:rPr>
         <w:drawing>
           <wp:inline distT="0" distB="0" distL="0" distR="0" wp14:anchorId="3A10CF1B" wp14:editId="78E88CBB">
             <wp:extent cx="5731510" cy="3188335"/>
@@ -2229,6 +2239,9 @@
     </w:p>
     <w:p>
       <w:r>
+        <w:rPr>
+          <w:noProof/>
+        </w:rPr>
         <w:drawing>
           <wp:inline distT="0" distB="0" distL="0" distR="0" wp14:anchorId="3143A669" wp14:editId="04505016">
             <wp:extent cx="5731510" cy="1621155"/>
@@ -2268,6 +2281,9 @@
     </w:p>
     <w:p>
       <w:r>
+        <w:rPr>
+          <w:noProof/>
+        </w:rPr>
         <w:lastRenderedPageBreak/>
         <w:drawing>
           <wp:inline distT="0" distB="0" distL="0" distR="0" wp14:anchorId="12AF0BEB" wp14:editId="683078A4">
@@ -2308,6 +2324,9 @@
     </w:p>
     <w:p>
       <w:r>
+        <w:rPr>
+          <w:noProof/>
+        </w:rPr>
         <w:drawing>
           <wp:inline distT="0" distB="0" distL="0" distR="0" wp14:anchorId="220BFAFA" wp14:editId="6043E6B2">
             <wp:extent cx="5731510" cy="2242185"/>
@@ -2347,6 +2366,9 @@
     </w:p>
     <w:p>
       <w:r>
+        <w:rPr>
+          <w:noProof/>
+        </w:rPr>
         <w:lastRenderedPageBreak/>
         <w:drawing>
           <wp:inline distT="0" distB="0" distL="0" distR="0" wp14:anchorId="2BC244C5" wp14:editId="56D5137B">
@@ -2388,6 +2410,9 @@
     <w:p/>
     <w:p>
       <w:r>
+        <w:rPr>
+          <w:noProof/>
+        </w:rPr>
         <w:drawing>
           <wp:inline distT="0" distB="0" distL="0" distR="0" wp14:anchorId="680618AB" wp14:editId="2978D6F2">
             <wp:extent cx="5731510" cy="2674620"/>
